--- a/transcripts/Thesis Transcript Scott Brinker.docx
+++ b/transcripts/Thesis Transcript Scott Brinker.docx
@@ -7,12 +7,20 @@
         <w:pStyle w:val="BlockText"/>
       </w:pPr>
       <w:r>
-        <w:t xml:space="preserve">[Me]</w:t>
-      </w:r>
-      <w:r>
-        <w:t xml:space="preserve"> </w:t>
-      </w:r>
-      <w:r>
+        <w:rPr>
+          <w:iCs/>
+          <w:i/>
+        </w:rPr>
+        <w:t xml:space="preserve">[Me]</w:t>
+      </w:r>
+      <w:r>
+        <w:t xml:space="preserve"> </w:t>
+      </w:r>
+      <w:r>
+        <w:rPr>
+          <w:iCs/>
+          <w:i/>
+        </w:rPr>
         <w:t xml:space="preserve">Yeah. So I have the recording on. So just to check, [notification sound] you are fine with me recording this?</w:t>
       </w:r>
     </w:p>
@@ -35,26 +43,38 @@
         <w:pStyle w:val="BlockText"/>
       </w:pPr>
       <w:r>
-        <w:t xml:space="preserve">[Me]</w:t>
-      </w:r>
-      <w:r>
-        <w:t xml:space="preserve"> </w:t>
-      </w:r>
-      <w:r>
-        <w:t xml:space="preserve">Thank you. And I’m just setting up all of my screens again, because I need that thesis.</w:t>
-      </w:r>
-    </w:p>
-    <w:p>
-      <w:pPr>
-        <w:pStyle w:val="BlockText"/>
-      </w:pPr>
-      <w:r>
-        <w:t xml:space="preserve">[Me]</w:t>
-      </w:r>
-      <w:r>
-        <w:t xml:space="preserve"> </w:t>
-      </w:r>
-      <w:r>
+        <w:rPr>
+          <w:iCs/>
+          <w:i/>
+        </w:rPr>
+        <w:t xml:space="preserve">[Me]</w:t>
+      </w:r>
+      <w:r>
+        <w:t xml:space="preserve"> </w:t>
+      </w:r>
+      <w:r>
+        <w:t xml:space="preserve">* Thank you. And I’m just setting up all of my screens again, because I need that thesis.*</w:t>
+      </w:r>
+    </w:p>
+    <w:p>
+      <w:pPr>
+        <w:pStyle w:val="BlockText"/>
+      </w:pPr>
+      <w:r>
+        <w:rPr>
+          <w:iCs/>
+          <w:i/>
+        </w:rPr>
+        <w:t xml:space="preserve">[Me]</w:t>
+      </w:r>
+      <w:r>
+        <w:t xml:space="preserve"> </w:t>
+      </w:r>
+      <w:r>
+        <w:rPr>
+          <w:iCs/>
+          <w:i/>
+        </w:rPr>
         <w:t xml:space="preserve">So maybe, Scott, can you just also for the, for the whole university thing, I, I, I just wanna jump right in, uh, pretty quickly. But maybe if you have any questions for me, uh, let, let’s do that at the end, or I can always book another meeting, because I’ve– I can assume that you might also be interested in the, the results of the research. Um, but I just, just wanna get started and don’t waste too much of the time. Maybe you can, uh, tell me a bit about yourself. Uh, uh, what-</w:t>
       </w:r>
     </w:p>
@@ -77,12 +97,20 @@
         <w:pStyle w:val="BlockText"/>
       </w:pPr>
       <w:r>
-        <w:t xml:space="preserve">[Me]</w:t>
-      </w:r>
-      <w:r>
-        <w:t xml:space="preserve"> </w:t>
-      </w:r>
-      <w:r>
+        <w:rPr>
+          <w:iCs/>
+          <w:i/>
+        </w:rPr>
+        <w:t xml:space="preserve">[Me]</w:t>
+      </w:r>
+      <w:r>
+        <w:t xml:space="preserve"> </w:t>
+      </w:r>
+      <w:r>
+        <w:rPr>
+          <w:iCs/>
+          <w:i/>
+        </w:rPr>
         <w:t xml:space="preserve">… what’s your job? What is your background? Uh, who am I talking to today?</w:t>
       </w:r>
     </w:p>
@@ -105,12 +133,20 @@
         <w:pStyle w:val="BlockText"/>
       </w:pPr>
       <w:r>
-        <w:t xml:space="preserve">[Me]</w:t>
-      </w:r>
-      <w:r>
-        <w:t xml:space="preserve"> </w:t>
-      </w:r>
-      <w:r>
+        <w:rPr>
+          <w:iCs/>
+          <w:i/>
+        </w:rPr>
+        <w:t xml:space="preserve">[Me]</w:t>
+      </w:r>
+      <w:r>
+        <w:t xml:space="preserve"> </w:t>
+      </w:r>
+      <w:r>
+        <w:rPr>
+          <w:iCs/>
+          <w:i/>
+        </w:rPr>
         <w:t xml:space="preserve">Yeah. And you’re doing more consulting now as well, right? In addition to, like, the, the MarTech, uh, Chief MarTech-</w:t>
       </w:r>
     </w:p>
@@ -133,12 +169,20 @@
         <w:pStyle w:val="BlockText"/>
       </w:pPr>
       <w:r>
-        <w:t xml:space="preserve">[Me]</w:t>
-      </w:r>
-      <w:r>
-        <w:t xml:space="preserve"> </w:t>
-      </w:r>
-      <w:r>
+        <w:rPr>
+          <w:iCs/>
+          <w:i/>
+        </w:rPr>
+        <w:t xml:space="preserve">[Me]</w:t>
+      </w:r>
+      <w:r>
+        <w:t xml:space="preserve"> </w:t>
+      </w:r>
+      <w:r>
+        <w:rPr>
+          <w:iCs/>
+          <w:i/>
+        </w:rPr>
         <w:t xml:space="preserve">Great. Great. Um,</w:t>
       </w:r>
     </w:p>
@@ -147,12 +191,20 @@
         <w:pStyle w:val="BlockText"/>
       </w:pPr>
       <w:r>
-        <w:t xml:space="preserve">[Me]</w:t>
-      </w:r>
-      <w:r>
-        <w:t xml:space="preserve"> </w:t>
-      </w:r>
-      <w:r>
+        <w:rPr>
+          <w:iCs/>
+          <w:i/>
+        </w:rPr>
+        <w:t xml:space="preserve">[Me]</w:t>
+      </w:r>
+      <w:r>
+        <w:t xml:space="preserve"> </w:t>
+      </w:r>
+      <w:r>
+        <w:rPr>
+          <w:iCs/>
+          <w:i/>
+        </w:rPr>
         <w:t xml:space="preserve">so I am super curious, and that’s probably towards the end, but, uh, uh, not just about your answers-</w:t>
       </w:r>
     </w:p>
@@ -175,12 +227,20 @@
         <w:pStyle w:val="BlockText"/>
       </w:pPr>
       <w:r>
-        <w:t xml:space="preserve">[Me]</w:t>
-      </w:r>
-      <w:r>
-        <w:t xml:space="preserve"> </w:t>
-      </w:r>
-      <w:r>
+        <w:rPr>
+          <w:iCs/>
+          <w:i/>
+        </w:rPr>
+        <w:t xml:space="preserve">[Me]</w:t>
+      </w:r>
+      <w:r>
+        <w:t xml:space="preserve"> </w:t>
+      </w:r>
+      <w:r>
+        <w:rPr>
+          <w:iCs/>
+          <w:i/>
+        </w:rPr>
         <w:t xml:space="preserve">… but also if you have, like, super cool AI use cases and introductions that you could give me to, for me to talk to the marketing managers about their use case, that would be also amazing for my thesis. But I, I want to start with the use cases. So I k- I know you write a lot about this, but can you tell me in your words, what, what you typically see, uh, when it comes to agentic AI use cases in marketing organizations? And just to give a little bit of content, context, uh, when I talk about agentic AI, I really see two main differentiators between typical gen AI and agentic AI, and that’s the ability to act and the ability to plan. Um, I think if you have that, you have enough to, to call it agentic, probably. Um, and if you have anything that is just adjacent, also call it out, and we’ll just talk about it.</w:t>
       </w:r>
     </w:p>
@@ -201,7 +261,13 @@
         <w:t xml:space="preserve"> </w:t>
       </w:r>
       <w:r>
-        <w:t xml:space="preserve">“Oh, I want you to do deep research on this. I want you to, like, compare options for me.”</w:t>
+        <w:t xml:space="preserve">“</w:t>
+      </w:r>
+      <w:r>
+        <w:t xml:space="preserve">Oh, I want you to do deep research on this. I want you to, like, compare options for me.</w:t>
+      </w:r>
+      <w:r>
+        <w:t xml:space="preserve">”</w:t>
       </w:r>
       <w:r>
         <w:t xml:space="preserve"> </w:t>
@@ -213,7 +279,13 @@
         <w:t xml:space="preserve"> </w:t>
       </w:r>
       <w:r>
-        <w:t xml:space="preserve">“Okay, go ahead and, you know, find the deal for this and purchase it for me.”</w:t>
+        <w:t xml:space="preserve">“</w:t>
+      </w:r>
+      <w:r>
+        <w:t xml:space="preserve">Okay, go ahead and, you know, find the deal for this and purchase it for me.</w:t>
+      </w:r>
+      <w:r>
+        <w:t xml:space="preserve">”</w:t>
       </w:r>
       <w:r>
         <w:t xml:space="preserve"> </w:t>
@@ -227,12 +299,20 @@
         <w:pStyle w:val="BlockText"/>
       </w:pPr>
       <w:r>
-        <w:t xml:space="preserve">[Me]</w:t>
-      </w:r>
-      <w:r>
-        <w:t xml:space="preserve"> </w:t>
-      </w:r>
-      <w:r>
+        <w:rPr>
+          <w:iCs/>
+          <w:i/>
+        </w:rPr>
+        <w:t xml:space="preserve">[Me]</w:t>
+      </w:r>
+      <w:r>
+        <w:t xml:space="preserve"> </w:t>
+      </w:r>
+      <w:r>
+        <w:rPr>
+          <w:iCs/>
+          <w:i/>
+        </w:rPr>
         <w:t xml:space="preserve">Yeah, cool. And, uh, I, I would like to go, like, one layer deeper with you, right? Because I, I, I agree, these are very logical, uh, categories to group the agents in, but what are the, the actual use- uh, you talked a bit about, for in-instance, agents for analytics, right? Uh, uh, that is the one that I’ve hear- heard coming up a lot during the interviews. Uh-… and I think I also have, like, a relatively good view on the scope from my, from my dataset, right? Which is important for university. But I hear</w:t>
       </w:r>
     </w:p>
@@ -241,12 +321,20 @@
         <w:pStyle w:val="BlockText"/>
       </w:pPr>
       <w:r>
-        <w:t xml:space="preserve">[Me]</w:t>
-      </w:r>
-      <w:r>
-        <w:t xml:space="preserve"> </w:t>
-      </w:r>
-      <w:r>
+        <w:rPr>
+          <w:iCs/>
+          <w:i/>
+        </w:rPr>
+        <w:t xml:space="preserve">[Me]</w:t>
+      </w:r>
+      <w:r>
+        <w:t xml:space="preserve"> </w:t>
+      </w:r>
+      <w:r>
+        <w:rPr>
+          <w:iCs/>
+          <w:i/>
+        </w:rPr>
         <w:t xml:space="preserve">very little of agents for marketers that do anything else than analytics. Is it also your experience, or do you see other use cases that are frequently or used at all by marketers to</w:t>
       </w:r>
     </w:p>
@@ -255,12 +343,20 @@
         <w:pStyle w:val="BlockText"/>
       </w:pPr>
       <w:r>
-        <w:t xml:space="preserve">[Me]</w:t>
-      </w:r>
-      <w:r>
-        <w:t xml:space="preserve"> </w:t>
-      </w:r>
-      <w:r>
+        <w:rPr>
+          <w:iCs/>
+          <w:i/>
+        </w:rPr>
+        <w:t xml:space="preserve">[Me]</w:t>
+      </w:r>
+      <w:r>
+        <w:t xml:space="preserve"> </w:t>
+      </w:r>
+      <w:r>
+        <w:rPr>
+          <w:iCs/>
+          <w:i/>
+        </w:rPr>
         <w:t xml:space="preserve">improve?-</w:t>
       </w:r>
     </w:p>
@@ -283,12 +379,20 @@
         <w:pStyle w:val="BlockText"/>
       </w:pPr>
       <w:r>
-        <w:t xml:space="preserve">[Me]</w:t>
-      </w:r>
-      <w:r>
-        <w:t xml:space="preserve"> </w:t>
-      </w:r>
-      <w:r>
+        <w:rPr>
+          <w:iCs/>
+          <w:i/>
+        </w:rPr>
+        <w:t xml:space="preserve">[Me]</w:t>
+      </w:r>
+      <w:r>
+        <w:t xml:space="preserve"> </w:t>
+      </w:r>
+      <w:r>
+        <w:rPr>
+          <w:iCs/>
+          <w:i/>
+        </w:rPr>
         <w:t xml:space="preserve">And y- you shared some research, uh, about this. Uh, I don’t know when, when, when the last report was, but, uh, there were like, um… I saw amazing adoption numbers for agentic AI. At least I don’t see that here in the Netherlands, it seems. Um,</w:t>
       </w:r>
     </w:p>
@@ -297,12 +401,20 @@
         <w:pStyle w:val="BlockText"/>
       </w:pPr>
       <w:r>
-        <w:t xml:space="preserve">[Me]</w:t>
-      </w:r>
-      <w:r>
-        <w:t xml:space="preserve"> </w:t>
-      </w:r>
-      <w:r>
+        <w:rPr>
+          <w:iCs/>
+          <w:i/>
+        </w:rPr>
+        <w:t xml:space="preserve">[Me]</w:t>
+      </w:r>
+      <w:r>
+        <w:t xml:space="preserve"> </w:t>
+      </w:r>
+      <w:r>
+        <w:rPr>
+          <w:iCs/>
+          <w:i/>
+        </w:rPr>
         <w:t xml:space="preserve">w- how much– because, like, Hightouch, you can use Hightouch without agentic AI. You– I, I’m not really very known to what, what they use when it comes to agentic AI. Maybe, maybe you can touch a bit on that, and then maybe also on, uh, how you see that used within the organizations, and</w:t>
       </w:r>
     </w:p>
@@ -311,12 +423,20 @@
         <w:pStyle w:val="BlockText"/>
       </w:pPr>
       <w:r>
-        <w:t xml:space="preserve">[Me]</w:t>
-      </w:r>
-      <w:r>
-        <w:t xml:space="preserve"> </w:t>
-      </w:r>
-      <w:r>
+        <w:rPr>
+          <w:iCs/>
+          <w:i/>
+        </w:rPr>
+        <w:t xml:space="preserve">[Me]</w:t>
+      </w:r>
+      <w:r>
+        <w:t xml:space="preserve"> </w:t>
+      </w:r>
+      <w:r>
+        <w:rPr>
+          <w:iCs/>
+          <w:i/>
+        </w:rPr>
         <w:t xml:space="preserve">maybe a bit about how, how often you see organizations get into those use cases.</w:t>
       </w:r>
     </w:p>
@@ -337,7 +457,13 @@
         <w:t xml:space="preserve"> </w:t>
       </w:r>
       <w:r>
-        <w:t xml:space="preserve">“I don’t know, is that really an agent? How agentic is it?”</w:t>
+        <w:t xml:space="preserve">“</w:t>
+      </w:r>
+      <w:r>
+        <w:t xml:space="preserve">I don’t know, is that really an agent? How agentic is it?</w:t>
+      </w:r>
+      <w:r>
+        <w:t xml:space="preserve">”</w:t>
       </w:r>
       <w:r>
         <w:t xml:space="preserve"> </w:t>
@@ -349,7 +475,13 @@
         <w:t xml:space="preserve"> </w:t>
       </w:r>
       <w:r>
-        <w:t xml:space="preserve">“Oh yeah, I’m using this stuff.”</w:t>
+        <w:t xml:space="preserve">“</w:t>
+      </w:r>
+      <w:r>
+        <w:t xml:space="preserve">Oh yeah, I’m using this stuff.</w:t>
+      </w:r>
+      <w:r>
+        <w:t xml:space="preserve">”</w:t>
       </w:r>
       <w:r>
         <w:t xml:space="preserve"> </w:t>
@@ -361,7 +493,13 @@
         <w:t xml:space="preserve"> </w:t>
       </w:r>
       <w:r>
-        <w:t xml:space="preserve">“How does this work? What can we rely on? What are the challenges? What sort of guardrails do we need to put in place?”</w:t>
+        <w:t xml:space="preserve">“</w:t>
+      </w:r>
+      <w:r>
+        <w:t xml:space="preserve">How does this work? What can we rely on? What are the challenges? What sort of guardrails do we need to put in place?</w:t>
+      </w:r>
+      <w:r>
+        <w:t xml:space="preserve">”</w:t>
       </w:r>
       <w:r>
         <w:t xml:space="preserve"> </w:t>
@@ -375,12 +513,20 @@
         <w:pStyle w:val="BlockText"/>
       </w:pPr>
       <w:r>
-        <w:t xml:space="preserve">[Me]</w:t>
-      </w:r>
-      <w:r>
-        <w:t xml:space="preserve"> </w:t>
-      </w:r>
-      <w:r>
+        <w:rPr>
+          <w:iCs/>
+          <w:i/>
+        </w:rPr>
+        <w:t xml:space="preserve">[Me]</w:t>
+      </w:r>
+      <w:r>
+        <w:t xml:space="preserve"> </w:t>
+      </w:r>
+      <w:r>
+        <w:rPr>
+          <w:iCs/>
+          <w:i/>
+        </w:rPr>
         <w:t xml:space="preserve">Yeah, I can understand that, that, like, theoretically, I am hoping with my research to help marketers adopt the valuable use cases, right? So looking at the benefits and the drawbacks, so they make a… can make a informed business decision and go a certain direction. So, like, the percentage of use isn’t really critical, but what I do see is that, for instance, people talk about agentic AI, and then you drill down, and you find out that it’s just traditional C- CRO with A/B testing-</w:t>
       </w:r>
     </w:p>
@@ -403,12 +549,20 @@
         <w:pStyle w:val="BlockText"/>
       </w:pPr>
       <w:r>
-        <w:t xml:space="preserve">[Me]</w:t>
-      </w:r>
-      <w:r>
-        <w:t xml:space="preserve"> </w:t>
-      </w:r>
-      <w:r>
+        <w:rPr>
+          <w:iCs/>
+          <w:i/>
+        </w:rPr>
+        <w:t xml:space="preserve">[Me]</w:t>
+      </w:r>
+      <w:r>
+        <w:t xml:space="preserve"> </w:t>
+      </w:r>
+      <w:r>
+        <w:rPr>
+          <w:iCs/>
+          <w:i/>
+        </w:rPr>
         <w:t xml:space="preserve">… or something like that. [chuckles]</w:t>
       </w:r>
     </w:p>
@@ -431,12 +585,20 @@
         <w:pStyle w:val="BlockText"/>
       </w:pPr>
       <w:r>
-        <w:t xml:space="preserve">[Me]</w:t>
-      </w:r>
-      <w:r>
-        <w:t xml:space="preserve"> </w:t>
-      </w:r>
-      <w:r>
+        <w:rPr>
+          <w:iCs/>
+          <w:i/>
+        </w:rPr>
+        <w:t xml:space="preserve">[Me]</w:t>
+      </w:r>
+      <w:r>
+        <w:t xml:space="preserve"> </w:t>
+      </w:r>
+      <w:r>
+        <w:rPr>
+          <w:iCs/>
+          <w:i/>
+        </w:rPr>
         <w:t xml:space="preserve">And we know that. We have known it for a little bit now. [chuckles]</w:t>
       </w:r>
     </w:p>
@@ -459,12 +621,20 @@
         <w:pStyle w:val="BlockText"/>
       </w:pPr>
       <w:r>
-        <w:t xml:space="preserve">[Me]</w:t>
-      </w:r>
-      <w:r>
-        <w:t xml:space="preserve"> </w:t>
-      </w:r>
-      <w:r>
+        <w:rPr>
+          <w:iCs/>
+          <w:i/>
+        </w:rPr>
+        <w:t xml:space="preserve">[Me]</w:t>
+      </w:r>
+      <w:r>
+        <w:t xml:space="preserve"> </w:t>
+      </w:r>
+      <w:r>
+        <w:rPr>
+          <w:iCs/>
+          <w:i/>
+        </w:rPr>
         <w:t xml:space="preserve">Yeah. Yeah, I agree. And maybe because I think GrowthLoop is one of those examples, probably you, you briefly mentioned them, where you can also use AI to actually orchestrate journeys, and that is one of the use cases where I’m really interested in because, um… No, I, I, I don’t want to bias my research too much. Maybe you can talk a bit about that [chuckles] before I influence the entire structure.</w:t>
       </w:r>
     </w:p>
@@ -487,12 +657,20 @@
         <w:pStyle w:val="BlockText"/>
       </w:pPr>
       <w:r>
-        <w:t xml:space="preserve">[Me]</w:t>
-      </w:r>
-      <w:r>
-        <w:t xml:space="preserve"> </w:t>
-      </w:r>
-      <w:r>
+        <w:rPr>
+          <w:iCs/>
+          <w:i/>
+        </w:rPr>
+        <w:t xml:space="preserve">[Me]</w:t>
+      </w:r>
+      <w:r>
+        <w:t xml:space="preserve"> </w:t>
+      </w:r>
+      <w:r>
+        <w:rPr>
+          <w:iCs/>
+          <w:i/>
+        </w:rPr>
         <w:t xml:space="preserve">Oh, sorry. Uh, so, uh, one of the things that we’ve seen for a long time in marketing is that you can, you can build journeys or flows in, in a certain systems. And-… We see a lot in coding and no-coding tools, for instance, that AI is very capable of building journeys. But I haven’t found any examples in the people that I’ve interviewed yet who use this. So do you see that in, in the space? And if so, what do you then see- typically see used?</w:t>
       </w:r>
     </w:p>
@@ -527,7 +705,13 @@
         <w:t xml:space="preserve"> </w:t>
       </w:r>
       <w:r>
-        <w:t xml:space="preserve">“Oh, no, no, we’re defining the journey.”</w:t>
+        <w:t xml:space="preserve">“</w:t>
+      </w:r>
+      <w:r>
+        <w:t xml:space="preserve">Oh, no, no, we’re defining the journey.</w:t>
+      </w:r>
+      <w:r>
+        <w:t xml:space="preserve">”</w:t>
       </w:r>
       <w:r>
         <w:t xml:space="preserve"> </w:t>
@@ -539,7 +723,13 @@
         <w:t xml:space="preserve"> </w:t>
       </w:r>
       <w:r>
-        <w:t xml:space="preserve">“Okay, well, if the customer is doing X, you know, then I want- … this other thing, Y, to happen, that hopefully then leads the customer to Z.”</w:t>
+        <w:t xml:space="preserve">“</w:t>
+      </w:r>
+      <w:r>
+        <w:t xml:space="preserve">Okay, well, if the customer is doing X, you know, then I want- … this other thing, Y, to happen, that hopefully then leads the customer to Z.</w:t>
+      </w:r>
+      <w:r>
+        <w:t xml:space="preserve">”</w:t>
       </w:r>
       <w:r>
         <w:t xml:space="preserve"> </w:t>
@@ -551,7 +741,13 @@
         <w:t xml:space="preserve"> </w:t>
       </w:r>
       <w:r>
-        <w:t xml:space="preserve">“Okay, let me walk you through how Salesforce does it,”</w:t>
+        <w:t xml:space="preserve">“</w:t>
+      </w:r>
+      <w:r>
+        <w:t xml:space="preserve">Okay, let me walk you through how Salesforce does it,</w:t>
+      </w:r>
+      <w:r>
+        <w:t xml:space="preserve">”</w:t>
       </w:r>
       <w:r>
         <w:t xml:space="preserve"> </w:t>
@@ -565,12 +761,20 @@
         <w:pStyle w:val="BlockText"/>
       </w:pPr>
       <w:r>
-        <w:t xml:space="preserve">[Me]</w:t>
-      </w:r>
-      <w:r>
-        <w:t xml:space="preserve"> </w:t>
-      </w:r>
-      <w:r>
+        <w:rPr>
+          <w:iCs/>
+          <w:i/>
+        </w:rPr>
+        <w:t xml:space="preserve">[Me]</w:t>
+      </w:r>
+      <w:r>
+        <w:t xml:space="preserve"> </w:t>
+      </w:r>
+      <w:r>
+        <w:rPr>
+          <w:iCs/>
+          <w:i/>
+        </w:rPr>
         <w:t xml:space="preserve">Yeah, so I find this so interesting to me because I’ve seen some tools that can do it. I haven’t spoken to people who have actually used it in a, in a production use case, and it surprises me that you also, [laughing] you don’t really have concrete examples about it. That must say something, right? Do, do you, do you have an inkling of why that might be?</w:t>
       </w:r>
     </w:p>
@@ -593,12 +797,20 @@
         <w:pStyle w:val="BlockText"/>
       </w:pPr>
       <w:r>
-        <w:t xml:space="preserve">[Me]</w:t>
-      </w:r>
-      <w:r>
-        <w:t xml:space="preserve"> </w:t>
-      </w:r>
-      <w:r>
+        <w:rPr>
+          <w:iCs/>
+          <w:i/>
+        </w:rPr>
+        <w:t xml:space="preserve">[Me]</w:t>
+      </w:r>
+      <w:r>
+        <w:t xml:space="preserve"> </w:t>
+      </w:r>
+      <w:r>
+        <w:rPr>
+          <w:iCs/>
+          <w:i/>
+        </w:rPr>
         <w:t xml:space="preserve">Okay. So maybe take a step - let’s take a step back and go into the use cases again. So we talked a bit about</w:t>
       </w:r>
     </w:p>
@@ -607,12 +819,20 @@
         <w:pStyle w:val="BlockText"/>
       </w:pPr>
       <w:r>
-        <w:t xml:space="preserve">[Me]</w:t>
-      </w:r>
-      <w:r>
-        <w:t xml:space="preserve"> </w:t>
-      </w:r>
-      <w:r>
+        <w:rPr>
+          <w:iCs/>
+          <w:i/>
+        </w:rPr>
+        <w:t xml:space="preserve">[Me]</w:t>
+      </w:r>
+      <w:r>
+        <w:t xml:space="preserve"> </w:t>
+      </w:r>
+      <w:r>
+        <w:rPr>
+          <w:iCs/>
+          <w:i/>
+        </w:rPr>
         <w:t xml:space="preserve">journey orchestration, whatever you call it, about data analysis. What are, uh, in addition to that, the most common use cases of agentic AI in marketing that you see?</w:t>
       </w:r>
     </w:p>
@@ -633,7 +853,13 @@
         <w:t xml:space="preserve"> </w:t>
       </w:r>
       <w:r>
-        <w:t xml:space="preserve">“Hey, is this agentic technology that marketers are deploying?”</w:t>
+        <w:t xml:space="preserve">“</w:t>
+      </w:r>
+      <w:r>
+        <w:t xml:space="preserve">Hey, is this agentic technology that marketers are deploying?</w:t>
+      </w:r>
+      <w:r>
+        <w:t xml:space="preserve">”</w:t>
       </w:r>
       <w:r>
         <w:t xml:space="preserve"> </w:t>
@@ -647,12 +873,20 @@
         <w:pStyle w:val="BlockText"/>
       </w:pPr>
       <w:r>
-        <w:t xml:space="preserve">[Me]</w:t>
-      </w:r>
-      <w:r>
-        <w:t xml:space="preserve"> </w:t>
-      </w:r>
-      <w:r>
+        <w:rPr>
+          <w:iCs/>
+          <w:i/>
+        </w:rPr>
+        <w:t xml:space="preserve">[Me]</w:t>
+      </w:r>
+      <w:r>
+        <w:t xml:space="preserve"> </w:t>
+      </w:r>
+      <w:r>
+        <w:rPr>
+          <w:iCs/>
+          <w:i/>
+        </w:rPr>
         <w:t xml:space="preserve">Check, and I, I’ve, I, I have GrowthLoop in the side typing, because they have a nice menu, and I haven’t looked at, uh, them for a while. Um, do… But, um,</w:t>
       </w:r>
     </w:p>
@@ -661,12 +895,20 @@
         <w:pStyle w:val="BlockText"/>
       </w:pPr>
       <w:r>
-        <w:t xml:space="preserve">[Me]</w:t>
-      </w:r>
-      <w:r>
-        <w:t xml:space="preserve"> </w:t>
-      </w:r>
-      <w:r>
+        <w:rPr>
+          <w:iCs/>
+          <w:i/>
+        </w:rPr>
+        <w:t xml:space="preserve">[Me]</w:t>
+      </w:r>
+      <w:r>
+        <w:t xml:space="preserve"> </w:t>
+      </w:r>
+      <w:r>
+        <w:rPr>
+          <w:iCs/>
+          <w:i/>
+        </w:rPr>
         <w:t xml:space="preserve">do, do you have any others where you think, like, this is super relevant to j- just briefly discuss? So we have the-</w:t>
       </w:r>
     </w:p>
@@ -689,12 +931,20 @@
         <w:pStyle w:val="BlockText"/>
       </w:pPr>
       <w:r>
-        <w:t xml:space="preserve">[Me]</w:t>
-      </w:r>
-      <w:r>
-        <w:t xml:space="preserve"> </w:t>
-      </w:r>
-      <w:r>
+        <w:rPr>
+          <w:iCs/>
+          <w:i/>
+        </w:rPr>
+        <w:t xml:space="preserve">[Me]</w:t>
+      </w:r>
+      <w:r>
+        <w:t xml:space="preserve"> </w:t>
+      </w:r>
+      <w:r>
+        <w:rPr>
+          <w:iCs/>
+          <w:i/>
+        </w:rPr>
         <w:t xml:space="preserve">… AI SDRs, the analytics, and the journey orchestration, huh?</w:t>
       </w:r>
     </w:p>
@@ -717,12 +967,20 @@
         <w:pStyle w:val="BlockText"/>
       </w:pPr>
       <w:r>
-        <w:t xml:space="preserve">[Me]</w:t>
-      </w:r>
-      <w:r>
-        <w:t xml:space="preserve"> </w:t>
-      </w:r>
-      <w:r>
+        <w:rPr>
+          <w:iCs/>
+          <w:i/>
+        </w:rPr>
+        <w:t xml:space="preserve">[Me]</w:t>
+      </w:r>
+      <w:r>
+        <w:t xml:space="preserve"> </w:t>
+      </w:r>
+      <w:r>
+        <w:rPr>
+          <w:iCs/>
+          <w:i/>
+        </w:rPr>
         <w:t xml:space="preserve">Yes. Yeah. How agentic do you think that they are? Because I’ve heard this use case before, but I haven’t been able to pin down</w:t>
       </w:r>
     </w:p>
@@ -731,12 +989,20 @@
         <w:pStyle w:val="BlockText"/>
       </w:pPr>
       <w:r>
-        <w:t xml:space="preserve">[Me]</w:t>
-      </w:r>
-      <w:r>
-        <w:t xml:space="preserve"> </w:t>
-      </w:r>
-      <w:r>
+        <w:rPr>
+          <w:iCs/>
+          <w:i/>
+        </w:rPr>
+        <w:t xml:space="preserve">[Me]</w:t>
+      </w:r>
+      <w:r>
+        <w:t xml:space="preserve"> </w:t>
+      </w:r>
+      <w:r>
+        <w:rPr>
+          <w:iCs/>
+          <w:i/>
+        </w:rPr>
         <w:t xml:space="preserve">where the AI starts and w- where it ends, right? Because you have, like, the multimodal ChatGPT stuff. You ask a question, you get an image back. This is not really agentic yet.</w:t>
       </w:r>
     </w:p>
@@ -759,12 +1025,20 @@
         <w:pStyle w:val="BlockText"/>
       </w:pPr>
       <w:r>
-        <w:t xml:space="preserve">[Me]</w:t>
-      </w:r>
-      <w:r>
-        <w:t xml:space="preserve"> </w:t>
-      </w:r>
-      <w:r>
+        <w:rPr>
+          <w:iCs/>
+          <w:i/>
+        </w:rPr>
+        <w:t xml:space="preserve">[Me]</w:t>
+      </w:r>
+      <w:r>
+        <w:t xml:space="preserve"> </w:t>
+      </w:r>
+      <w:r>
+        <w:rPr>
+          <w:iCs/>
+          <w:i/>
+        </w:rPr>
         <w:t xml:space="preserve">Check. Check. Uh, maybe let’s go from use cases into benefits. So</w:t>
       </w:r>
     </w:p>
@@ -773,12 +1047,20 @@
         <w:pStyle w:val="BlockText"/>
       </w:pPr>
       <w:r>
-        <w:t xml:space="preserve">[Me]</w:t>
-      </w:r>
-      <w:r>
-        <w:t xml:space="preserve"> </w:t>
-      </w:r>
-      <w:r>
+        <w:rPr>
+          <w:iCs/>
+          <w:i/>
+        </w:rPr>
+        <w:t xml:space="preserve">[Me]</w:t>
+      </w:r>
+      <w:r>
+        <w:t xml:space="preserve"> </w:t>
+      </w:r>
+      <w:r>
+        <w:rPr>
+          <w:iCs/>
+          <w:i/>
+        </w:rPr>
         <w:t xml:space="preserve">there’s one benefit that you hear everywhere, and that’s efficiency. What other benefits do you see for organizations to deploy agentic AI within their organization?</w:t>
       </w:r>
     </w:p>
@@ -801,12 +1083,20 @@
         <w:pStyle w:val="BlockText"/>
       </w:pPr>
       <w:r>
-        <w:t xml:space="preserve">[Me]</w:t>
-      </w:r>
-      <w:r>
-        <w:t xml:space="preserve"> </w:t>
-      </w:r>
-      <w:r>
+        <w:rPr>
+          <w:iCs/>
+          <w:i/>
+        </w:rPr>
+        <w:t xml:space="preserve">[Me]</w:t>
+      </w:r>
+      <w:r>
+        <w:t xml:space="preserve"> </w:t>
+      </w:r>
+      <w:r>
+        <w:rPr>
+          <w:iCs/>
+          <w:i/>
+        </w:rPr>
         <w:t xml:space="preserve">Do you then say that as an individual, you, um… I don’t, I don’t know, are you now an in- individual consultant?</w:t>
       </w:r>
     </w:p>
@@ -829,12 +1119,20 @@
         <w:pStyle w:val="BlockText"/>
       </w:pPr>
       <w:r>
-        <w:t xml:space="preserve">[Me]</w:t>
-      </w:r>
-      <w:r>
-        <w:t xml:space="preserve"> </w:t>
-      </w:r>
-      <w:r>
+        <w:rPr>
+          <w:iCs/>
+          <w:i/>
+        </w:rPr>
+        <w:t xml:space="preserve">[Me]</w:t>
+      </w:r>
+      <w:r>
+        <w:t xml:space="preserve"> </w:t>
+      </w:r>
+      <w:r>
+        <w:rPr>
+          <w:iCs/>
+          <w:i/>
+        </w:rPr>
         <w:t xml:space="preserve">Do you have a team around you still?</w:t>
       </w:r>
     </w:p>
@@ -857,12 +1155,20 @@
         <w:pStyle w:val="BlockText"/>
       </w:pPr>
       <w:r>
-        <w:t xml:space="preserve">[Me]</w:t>
-      </w:r>
-      <w:r>
-        <w:t xml:space="preserve"> </w:t>
-      </w:r>
-      <w:r>
+        <w:rPr>
+          <w:iCs/>
+          <w:i/>
+        </w:rPr>
+        <w:t xml:space="preserve">[Me]</w:t>
+      </w:r>
+      <w:r>
+        <w:t xml:space="preserve"> </w:t>
+      </w:r>
+      <w:r>
+        <w:rPr>
+          <w:iCs/>
+          <w:i/>
+        </w:rPr>
         <w:t xml:space="preserve">Yeah, for sure.</w:t>
       </w:r>
     </w:p>
@@ -883,7 +1189,13 @@
         <w:t xml:space="preserve"> </w:t>
       </w:r>
       <w:r>
-        <w:t xml:space="preserve">“Okay, we can try 10 ideas, you know, next quarter,”</w:t>
+        <w:t xml:space="preserve">“</w:t>
+      </w:r>
+      <w:r>
+        <w:t xml:space="preserve">Okay, we can try 10 ideas, you know, next quarter,</w:t>
+      </w:r>
+      <w:r>
+        <w:t xml:space="preserve">”</w:t>
       </w:r>
       <w:r>
         <w:t xml:space="preserve"> </w:t>
@@ -897,12 +1209,20 @@
         <w:pStyle w:val="BlockText"/>
       </w:pPr>
       <w:r>
-        <w:t xml:space="preserve">[Me]</w:t>
-      </w:r>
-      <w:r>
-        <w:t xml:space="preserve"> </w:t>
-      </w:r>
-      <w:r>
+        <w:rPr>
+          <w:iCs/>
+          <w:i/>
+        </w:rPr>
+        <w:t xml:space="preserve">[Me]</w:t>
+      </w:r>
+      <w:r>
+        <w:t xml:space="preserve"> </w:t>
+      </w:r>
+      <w:r>
+        <w:rPr>
+          <w:iCs/>
+          <w:i/>
+        </w:rPr>
         <w:t xml:space="preserve">Yeah. Yeah, interesting. So do you then see that</w:t>
       </w:r>
     </w:p>
@@ -911,12 +1231,20 @@
         <w:pStyle w:val="BlockText"/>
       </w:pPr>
       <w:r>
-        <w:t xml:space="preserve">[Me]</w:t>
-      </w:r>
-      <w:r>
-        <w:t xml:space="preserve"> </w:t>
-      </w:r>
-      <w:r>
+        <w:rPr>
+          <w:iCs/>
+          <w:i/>
+        </w:rPr>
+        <w:t xml:space="preserve">[Me]</w:t>
+      </w:r>
+      <w:r>
+        <w:t xml:space="preserve"> </w:t>
+      </w:r>
+      <w:r>
+        <w:rPr>
+          <w:iCs/>
+          <w:i/>
+        </w:rPr>
         <w:t xml:space="preserve">the, the amount of experiments that we run in, in parallel increases, or do we also see that</w:t>
       </w:r>
     </w:p>
@@ -925,12 +1253,20 @@
         <w:pStyle w:val="BlockText"/>
       </w:pPr>
       <w:r>
-        <w:t xml:space="preserve">[Me]</w:t>
-      </w:r>
-      <w:r>
-        <w:t xml:space="preserve"> </w:t>
-      </w:r>
-      <w:r>
+        <w:rPr>
+          <w:iCs/>
+          <w:i/>
+        </w:rPr>
+        <w:t xml:space="preserve">[Me]</w:t>
+      </w:r>
+      <w:r>
+        <w:t xml:space="preserve"> </w:t>
+      </w:r>
+      <w:r>
+        <w:rPr>
+          <w:iCs/>
+          <w:i/>
+        </w:rPr>
         <w:t xml:space="preserve">the, the time to insight shrinks?</w:t>
       </w:r>
     </w:p>
@@ -951,7 +1287,13 @@
         <w:t xml:space="preserve"> </w:t>
       </w:r>
       <w:r>
-        <w:t xml:space="preserve">“Oh, do we actually have enough surface area or audience or same…”</w:t>
+        <w:t xml:space="preserve">“</w:t>
+      </w:r>
+      <w:r>
+        <w:t xml:space="preserve">Oh, do we actually have enough surface area or audience or same…</w:t>
+      </w:r>
+      <w:r>
+        <w:t xml:space="preserve">”</w:t>
       </w:r>
       <w:r>
         <w:t xml:space="preserve"> </w:t>
@@ -965,12 +1307,20 @@
         <w:pStyle w:val="BlockText"/>
       </w:pPr>
       <w:r>
-        <w:t xml:space="preserve">[Me]</w:t>
-      </w:r>
-      <w:r>
-        <w:t xml:space="preserve"> </w:t>
-      </w:r>
-      <w:r>
+        <w:rPr>
+          <w:iCs/>
+          <w:i/>
+        </w:rPr>
+        <w:t xml:space="preserve">[Me]</w:t>
+      </w:r>
+      <w:r>
+        <w:t xml:space="preserve"> </w:t>
+      </w:r>
+      <w:r>
+        <w:rPr>
+          <w:iCs/>
+          <w:i/>
+        </w:rPr>
         <w:t xml:space="preserve">Yeah. Do you have other benefits that you see across the board here with, or for a specific use case for agentic AI?</w:t>
       </w:r>
     </w:p>
@@ -993,12 +1343,20 @@
         <w:pStyle w:val="BlockText"/>
       </w:pPr>
       <w:r>
-        <w:t xml:space="preserve">[Me]</w:t>
-      </w:r>
-      <w:r>
-        <w:t xml:space="preserve"> </w:t>
-      </w:r>
-      <w:r>
+        <w:rPr>
+          <w:iCs/>
+          <w:i/>
+        </w:rPr>
+        <w:t xml:space="preserve">[Me]</w:t>
+      </w:r>
+      <w:r>
+        <w:t xml:space="preserve"> </w:t>
+      </w:r>
+      <w:r>
+        <w:rPr>
+          <w:iCs/>
+          <w:i/>
+        </w:rPr>
         <w:t xml:space="preserve">Maybe, maybe it’s good to prompt you, because, um, the most surprising that heard- that I heard was, I look so smart to- towards my manager. This is, like, a, a key benefit for me, right? [laughing] That, that was…</w:t>
       </w:r>
     </w:p>
@@ -1021,12 +1379,20 @@
         <w:pStyle w:val="BlockText"/>
       </w:pPr>
       <w:r>
-        <w:t xml:space="preserve">[Me]</w:t>
-      </w:r>
-      <w:r>
-        <w:t xml:space="preserve"> </w:t>
-      </w:r>
-      <w:r>
+        <w:rPr>
+          <w:iCs/>
+          <w:i/>
+        </w:rPr>
+        <w:t xml:space="preserve">[Me]</w:t>
+      </w:r>
+      <w:r>
+        <w:t xml:space="preserve"> </w:t>
+      </w:r>
+      <w:r>
+        <w:rPr>
+          <w:iCs/>
+          <w:i/>
+        </w:rPr>
         <w:t xml:space="preserve">[laughing]</w:t>
       </w:r>
     </w:p>
@@ -1077,32 +1443,70 @@
         <w:pStyle w:val="BlockText"/>
       </w:pPr>
       <w:r>
-        <w:t xml:space="preserve">[Me]</w:t>
-      </w:r>
-      <w:r>
-        <w:t xml:space="preserve"> </w:t>
-      </w:r>
-      <w:r>
+        <w:rPr>
+          <w:iCs/>
+          <w:i/>
+        </w:rPr>
+        <w:t xml:space="preserve">[Me]</w:t>
+      </w:r>
+      <w:r>
+        <w:t xml:space="preserve"> </w:t>
+      </w:r>
+      <w:r>
+        <w:rPr>
+          <w:iCs/>
+          <w:i/>
+        </w:rPr>
         <w:t xml:space="preserve">So one of the things I’ve heard before is,</w:t>
       </w:r>
       <w:r>
-        <w:t xml:space="preserve"> </w:t>
-      </w:r>
-      <w:r>
-        <w:t xml:space="preserve">“Hey, if we are doing data analysis and AI might hallucinate, what does that mean for the mistakes that we make in the marketing funnel?”</w:t>
-      </w:r>
-    </w:p>
-    <w:p>
-      <w:pPr>
-        <w:pStyle w:val="BlockText"/>
-      </w:pPr>
-      <w:r>
-        <w:t xml:space="preserve">[Me]</w:t>
-      </w:r>
-      <w:r>
-        <w:t xml:space="preserve"> </w:t>
-      </w:r>
-      <w:r>
+        <w:rPr>
+          <w:iCs/>
+          <w:i/>
+        </w:rPr>
+        <w:t xml:space="preserve"> </w:t>
+      </w:r>
+      <w:r>
+        <w:rPr>
+          <w:iCs/>
+          <w:i/>
+        </w:rPr>
+        <w:t xml:space="preserve">“</w:t>
+      </w:r>
+      <w:r>
+        <w:rPr>
+          <w:iCs/>
+          <w:i/>
+        </w:rPr>
+        <w:t xml:space="preserve">Hey, if we are doing data analysis and AI might hallucinate, what does that mean for the mistakes that we make in the marketing funnel?</w:t>
+      </w:r>
+      <w:r>
+        <w:rPr>
+          <w:iCs/>
+          <w:i/>
+        </w:rPr>
+        <w:t xml:space="preserve">”</w:t>
+      </w:r>
+    </w:p>
+    <w:p>
+      <w:pPr>
+        <w:pStyle w:val="BlockText"/>
+      </w:pPr>
+      <w:r>
+        <w:rPr>
+          <w:iCs/>
+          <w:i/>
+        </w:rPr>
+        <w:t xml:space="preserve">[Me]</w:t>
+      </w:r>
+      <w:r>
+        <w:t xml:space="preserve"> </w:t>
+      </w:r>
+      <w:r>
+        <w:rPr>
+          <w:iCs/>
+          <w:i/>
+        </w:rPr>
         <w:t xml:space="preserve">Um-</w:t>
       </w:r>
     </w:p>
@@ -1125,12 +1529,20 @@
         <w:pStyle w:val="BlockText"/>
       </w:pPr>
       <w:r>
-        <w:t xml:space="preserve">[Me]</w:t>
-      </w:r>
-      <w:r>
-        <w:t xml:space="preserve"> </w:t>
-      </w:r>
-      <w:r>
+        <w:rPr>
+          <w:iCs/>
+          <w:i/>
+        </w:rPr>
+        <w:t xml:space="preserve">[Me]</w:t>
+      </w:r>
+      <w:r>
+        <w:t xml:space="preserve"> </w:t>
+      </w:r>
+      <w:r>
+        <w:rPr>
+          <w:iCs/>
+          <w:i/>
+        </w:rPr>
         <w:t xml:space="preserve">… that’s, that’s one of those.</w:t>
       </w:r>
     </w:p>
@@ -1165,7 +1577,13 @@
         <w:t xml:space="preserve"> </w:t>
       </w:r>
       <w:r>
-        <w:t xml:space="preserve">“Okay, I can review this, and yes, this is good,”</w:t>
+        <w:t xml:space="preserve">“</w:t>
+      </w:r>
+      <w:r>
+        <w:t xml:space="preserve">Okay, I can review this, and yes, this is good,</w:t>
+      </w:r>
+      <w:r>
+        <w:t xml:space="preserve">”</w:t>
       </w:r>
       <w:r>
         <w:t xml:space="preserve"> </w:t>
@@ -1177,7 +1595,13 @@
         <w:t xml:space="preserve"> </w:t>
       </w:r>
       <w:r>
-        <w:t xml:space="preserve">“No, this went off.”</w:t>
+        <w:t xml:space="preserve">“</w:t>
+      </w:r>
+      <w:r>
+        <w:t xml:space="preserve">No, this went off.</w:t>
+      </w:r>
+      <w:r>
+        <w:t xml:space="preserve">”</w:t>
       </w:r>
       <w:r>
         <w:t xml:space="preserve"> </w:t>
@@ -1191,12 +1615,20 @@
         <w:pStyle w:val="BlockText"/>
       </w:pPr>
       <w:r>
-        <w:t xml:space="preserve">[Me]</w:t>
-      </w:r>
-      <w:r>
-        <w:t xml:space="preserve"> </w:t>
-      </w:r>
-      <w:r>
+        <w:rPr>
+          <w:iCs/>
+          <w:i/>
+        </w:rPr>
+        <w:t xml:space="preserve">[Me]</w:t>
+      </w:r>
+      <w:r>
+        <w:t xml:space="preserve"> </w:t>
+      </w:r>
+      <w:r>
+        <w:rPr>
+          <w:iCs/>
+          <w:i/>
+        </w:rPr>
         <w:t xml:space="preserve">Yeah, you still need the discernment to recognize right and wrong here. Yeah, interesting. And</w:t>
       </w:r>
     </w:p>
@@ -1205,12 +1637,20 @@
         <w:pStyle w:val="BlockText"/>
       </w:pPr>
       <w:r>
-        <w:t xml:space="preserve">[Me]</w:t>
-      </w:r>
-      <w:r>
-        <w:t xml:space="preserve"> </w:t>
-      </w:r>
-      <w:r>
+        <w:rPr>
+          <w:iCs/>
+          <w:i/>
+        </w:rPr>
+        <w:t xml:space="preserve">[Me]</w:t>
+      </w:r>
+      <w:r>
+        <w:t xml:space="preserve"> </w:t>
+      </w:r>
+      <w:r>
+        <w:rPr>
+          <w:iCs/>
+          <w:i/>
+        </w:rPr>
         <w:t xml:space="preserve">w- what do you see as typical, like, tailwinds, dro- uh, how do you call it? So wh- when you say a- agentic AI applied to an organization, what are for you the key factors to, to making it a success when it comes to, like, the or- organizational context?</w:t>
       </w:r>
     </w:p>
@@ -1233,12 +1673,20 @@
         <w:pStyle w:val="BlockText"/>
       </w:pPr>
       <w:r>
-        <w:t xml:space="preserve">[Me]</w:t>
-      </w:r>
-      <w:r>
-        <w:t xml:space="preserve"> </w:t>
-      </w:r>
-      <w:r>
+        <w:rPr>
+          <w:iCs/>
+          <w:i/>
+        </w:rPr>
+        <w:t xml:space="preserve">[Me]</w:t>
+      </w:r>
+      <w:r>
+        <w:t xml:space="preserve"> </w:t>
+      </w:r>
+      <w:r>
+        <w:rPr>
+          <w:iCs/>
+          <w:i/>
+        </w:rPr>
         <w:t xml:space="preserve">Yeah. And I, I don’t know anything about the academic eff-, uh, efficacy of this theory, but I do know that I have it in many of my slides. [laughing]</w:t>
       </w:r>
     </w:p>
@@ -1261,12 +1709,20 @@
         <w:pStyle w:val="BlockText"/>
       </w:pPr>
       <w:r>
-        <w:t xml:space="preserve">[Me]</w:t>
-      </w:r>
-      <w:r>
-        <w:t xml:space="preserve"> </w:t>
-      </w:r>
-      <w:r>
+        <w:rPr>
+          <w:iCs/>
+          <w:i/>
+        </w:rPr>
+        <w:t xml:space="preserve">[Me]</w:t>
+      </w:r>
+      <w:r>
+        <w:t xml:space="preserve"> </w:t>
+      </w:r>
+      <w:r>
+        <w:rPr>
+          <w:iCs/>
+          <w:i/>
+        </w:rPr>
         <w:t xml:space="preserve">Yeah. So maybe, maybe to draw a bit deeper into that, so</w:t>
       </w:r>
     </w:p>
@@ -1275,12 +1731,20 @@
         <w:pStyle w:val="BlockText"/>
       </w:pPr>
       <w:r>
-        <w:t xml:space="preserve">[Me]</w:t>
-      </w:r>
-      <w:r>
-        <w:t xml:space="preserve"> </w:t>
-      </w:r>
-      <w:r>
+        <w:rPr>
+          <w:iCs/>
+          <w:i/>
+        </w:rPr>
+        <w:t xml:space="preserve">[Me]</w:t>
+      </w:r>
+      <w:r>
+        <w:t xml:space="preserve"> </w:t>
+      </w:r>
+      <w:r>
+        <w:rPr>
+          <w:iCs/>
+          <w:i/>
+        </w:rPr>
         <w:t xml:space="preserve">where do you see that, uh, organizations can break through that logarithmic curse? Do you see that?</w:t>
       </w:r>
     </w:p>
@@ -1301,7 +1765,13 @@
         <w:t xml:space="preserve"> </w:t>
       </w:r>
       <w:r>
-        <w:t xml:space="preserve">“Listen, you either go digital or you go out of business. You, you pick.”</w:t>
+        <w:t xml:space="preserve">“</w:t>
+      </w:r>
+      <w:r>
+        <w:t xml:space="preserve">Listen, you either go digital or you go out of business. You, you pick.</w:t>
+      </w:r>
+      <w:r>
+        <w:t xml:space="preserve">”</w:t>
       </w:r>
       <w:r>
         <w:t xml:space="preserve"> </w:t>
@@ -1315,12 +1785,20 @@
         <w:pStyle w:val="BlockText"/>
       </w:pPr>
       <w:r>
-        <w:t xml:space="preserve">[Me]</w:t>
-      </w:r>
-      <w:r>
-        <w:t xml:space="preserve"> </w:t>
-      </w:r>
-      <w:r>
+        <w:rPr>
+          <w:iCs/>
+          <w:i/>
+        </w:rPr>
+        <w:t xml:space="preserve">[Me]</w:t>
+      </w:r>
+      <w:r>
+        <w:t xml:space="preserve"> </w:t>
+      </w:r>
+      <w:r>
+        <w:rPr>
+          <w:iCs/>
+          <w:i/>
+        </w:rPr>
         <w:t xml:space="preserve">Yeah. And we, we talked at the start a bit about examples, uh, and also how we don’t really have examples for some of the use cases that we might envision. How important do you think that these are? Is this, uh, one sheep over the pond, and then everybody will go, or, uh, is there something else missing?</w:t>
       </w:r>
     </w:p>
@@ -1357,12 +1835,20 @@
         <w:pStyle w:val="BlockText"/>
       </w:pPr>
       <w:r>
-        <w:t xml:space="preserve">[Me]</w:t>
-      </w:r>
-      <w:r>
-        <w:t xml:space="preserve"> </w:t>
-      </w:r>
-      <w:r>
+        <w:rPr>
+          <w:iCs/>
+          <w:i/>
+        </w:rPr>
+        <w:t xml:space="preserve">[Me]</w:t>
+      </w:r>
+      <w:r>
+        <w:t xml:space="preserve"> </w:t>
+      </w:r>
+      <w:r>
+        <w:rPr>
+          <w:iCs/>
+          <w:i/>
+        </w:rPr>
         <w:t xml:space="preserve">Maybe I, I have a few more structural questions, and then I, I, I would like to have some time to actually converse about the topic as well. [chuckles] It’s also super fun.</w:t>
       </w:r>
     </w:p>
@@ -1385,12 +1871,20 @@
         <w:pStyle w:val="BlockText"/>
       </w:pPr>
       <w:r>
-        <w:t xml:space="preserve">[Me]</w:t>
-      </w:r>
-      <w:r>
-        <w:t xml:space="preserve"> </w:t>
-      </w:r>
-      <w:r>
+        <w:rPr>
+          <w:iCs/>
+          <w:i/>
+        </w:rPr>
+        <w:t xml:space="preserve">[Me]</w:t>
+      </w:r>
+      <w:r>
+        <w:t xml:space="preserve"> </w:t>
+      </w:r>
+      <w:r>
+        <w:rPr>
+          <w:iCs/>
+          <w:i/>
+        </w:rPr>
         <w:t xml:space="preserve">But i- if, if you would advise anything to, uh, an or- an organization now, when it comes to use cases or when it comes to changing your organization to be able to adopt those use cases, what would it be?</w:t>
       </w:r>
     </w:p>
@@ -1425,7 +1919,13 @@
         <w:t xml:space="preserve"> </w:t>
       </w:r>
       <w:r>
-        <w:t xml:space="preserve">“Oh, well, we’re planning, you know, to do this, and when we get the plan just right, you know, then, uh, then-”</w:t>
+        <w:t xml:space="preserve">“</w:t>
+      </w:r>
+      <w:r>
+        <w:t xml:space="preserve">Oh, well, we’re planning, you know, to do this, and when we get the plan just right, you know, then, uh, then-</w:t>
+      </w:r>
+      <w:r>
+        <w:t xml:space="preserve">”</w:t>
       </w:r>
       <w:r>
         <w:t xml:space="preserve"> </w:t>
@@ -1437,7 +1937,13 @@
         <w:t xml:space="preserve"> </w:t>
       </w:r>
       <w:r>
-        <w:t xml:space="preserve">“Well, how much return have you gotten from AI?”</w:t>
+        <w:t xml:space="preserve">“</w:t>
+      </w:r>
+      <w:r>
+        <w:t xml:space="preserve">Well, how much return have you gotten from AI?</w:t>
+      </w:r>
+      <w:r>
+        <w:t xml:space="preserve">”</w:t>
       </w:r>
       <w:r>
         <w:t xml:space="preserve"> </w:t>
@@ -1449,7 +1955,13 @@
         <w:t xml:space="preserve"> </w:t>
       </w:r>
       <w:r>
-        <w:t xml:space="preserve">“Well, maybe not that much.”</w:t>
+        <w:t xml:space="preserve">“</w:t>
+      </w:r>
+      <w:r>
+        <w:t xml:space="preserve">Well, maybe not that much.</w:t>
+      </w:r>
+      <w:r>
+        <w:t xml:space="preserve">”</w:t>
       </w:r>
       <w:r>
         <w:t xml:space="preserve"> </w:t>
@@ -1461,7 +1973,13 @@
         <w:t xml:space="preserve"> </w:t>
       </w:r>
       <w:r>
-        <w:t xml:space="preserve">“Aha! See, AI doesn’t actually deliver.”</w:t>
+        <w:t xml:space="preserve">“</w:t>
+      </w:r>
+      <w:r>
+        <w:t xml:space="preserve">Aha! See, AI doesn’t actually deliver.</w:t>
+      </w:r>
+      <w:r>
+        <w:t xml:space="preserve">”</w:t>
       </w:r>
       <w:r>
         <w:t xml:space="preserve"> </w:t>
@@ -1473,7 +1991,13 @@
         <w:t xml:space="preserve"> </w:t>
       </w:r>
       <w:r>
-        <w:t xml:space="preserve">“No, I mean, this doesn’t happen overnight.”</w:t>
+        <w:t xml:space="preserve">“</w:t>
+      </w:r>
+      <w:r>
+        <w:t xml:space="preserve">No, I mean, this doesn’t happen overnight.</w:t>
+      </w:r>
+      <w:r>
+        <w:t xml:space="preserve">”</w:t>
       </w:r>
       <w:r>
         <w:t xml:space="preserve"> </w:t>
@@ -1487,12 +2011,20 @@
         <w:pStyle w:val="BlockText"/>
       </w:pPr>
       <w:r>
-        <w:t xml:space="preserve">[Me]</w:t>
-      </w:r>
-      <w:r>
-        <w:t xml:space="preserve"> </w:t>
-      </w:r>
-      <w:r>
+        <w:rPr>
+          <w:iCs/>
+          <w:i/>
+        </w:rPr>
+        <w:t xml:space="preserve">[Me]</w:t>
+      </w:r>
+      <w:r>
+        <w:t xml:space="preserve"> </w:t>
+      </w:r>
+      <w:r>
+        <w:rPr>
+          <w:iCs/>
+          <w:i/>
+        </w:rPr>
         <w:t xml:space="preserve">Yeah. I talked to him, uh, just before the summer.</w:t>
       </w:r>
     </w:p>
@@ -1513,7 +2045,13 @@
         <w:t xml:space="preserve"> </w:t>
       </w:r>
       <w:r>
-        <w:t xml:space="preserve">“Oh, well, we just gotta start trying all this stuff,”</w:t>
+        <w:t xml:space="preserve">“</w:t>
+      </w:r>
+      <w:r>
+        <w:t xml:space="preserve">Oh, well, we just gotta start trying all this stuff,</w:t>
+      </w:r>
+      <w:r>
+        <w:t xml:space="preserve">”</w:t>
       </w:r>
       <w:r>
         <w:t xml:space="preserve"> </w:t>
@@ -1527,12 +2065,20 @@
         <w:pStyle w:val="BlockText"/>
       </w:pPr>
       <w:r>
-        <w:t xml:space="preserve">[Me]</w:t>
-      </w:r>
-      <w:r>
-        <w:t xml:space="preserve"> </w:t>
-      </w:r>
-      <w:r>
+        <w:rPr>
+          <w:iCs/>
+          <w:i/>
+        </w:rPr>
+        <w:t xml:space="preserve">[Me]</w:t>
+      </w:r>
+      <w:r>
+        <w:t xml:space="preserve"> </w:t>
+      </w:r>
+      <w:r>
+        <w:rPr>
+          <w:iCs/>
+          <w:i/>
+        </w:rPr>
         <w:t xml:space="preserve">Yeah. And so essentially, just to repeat it a bit, uh, you say, you, you need to act, right? Don’t sit on your hands, just go do it, experiment, do stuff. Then you say, it’s not just about the culture of in- of invention or a process for invention. You, you need to sandbox and separate them two, and then focus on use cases. Just ensure that you create value and, uh, go for it. So I think I have something about all of the topics that I want to cover. Um, but I think there’s, there’s a bit more that I can draw out from you. Uh, one of the things that I’ve been talking about, a lot about during the research is</w:t>
       </w:r>
     </w:p>
@@ -1541,12 +2087,20 @@
         <w:pStyle w:val="BlockText"/>
       </w:pPr>
       <w:r>
-        <w:t xml:space="preserve">[Me]</w:t>
-      </w:r>
-      <w:r>
-        <w:t xml:space="preserve"> </w:t>
-      </w:r>
-      <w:r>
+        <w:rPr>
+          <w:iCs/>
+          <w:i/>
+        </w:rPr>
+        <w:t xml:space="preserve">[Me]</w:t>
+      </w:r>
+      <w:r>
+        <w:t xml:space="preserve"> </w:t>
+      </w:r>
+      <w:r>
+        <w:rPr>
+          <w:iCs/>
+          <w:i/>
+        </w:rPr>
         <w:t xml:space="preserve">systems thinking and process knowledge-</w:t>
       </w:r>
     </w:p>
@@ -1569,12 +2123,20 @@
         <w:pStyle w:val="BlockText"/>
       </w:pPr>
       <w:r>
-        <w:t xml:space="preserve">[Me]</w:t>
-      </w:r>
-      <w:r>
-        <w:t xml:space="preserve"> </w:t>
-      </w:r>
-      <w:r>
+        <w:rPr>
+          <w:iCs/>
+          <w:i/>
+        </w:rPr>
+        <w:t xml:space="preserve">[Me]</w:t>
+      </w:r>
+      <w:r>
+        <w:t xml:space="preserve"> </w:t>
+      </w:r>
+      <w:r>
+        <w:rPr>
+          <w:iCs/>
+          <w:i/>
+        </w:rPr>
         <w:t xml:space="preserve">… within the scope of marketing. And when I talked- and that was before I started my thesis, so I, I talked to, uh, to Riemersma, uh, before, uh, the whole structure. So that’s not in my data set, but it, it might be interesting. He told me two things, and one was,</w:t>
       </w:r>
     </w:p>
@@ -1583,12 +2145,20 @@
         <w:pStyle w:val="BlockText"/>
       </w:pPr>
       <w:r>
-        <w:t xml:space="preserve">[Me]</w:t>
-      </w:r>
-      <w:r>
-        <w:t xml:space="preserve"> </w:t>
-      </w:r>
-      <w:r>
+        <w:rPr>
+          <w:iCs/>
+          <w:i/>
+        </w:rPr>
+        <w:t xml:space="preserve">[Me]</w:t>
+      </w:r>
+      <w:r>
+        <w:t xml:space="preserve"> </w:t>
+      </w:r>
+      <w:r>
+        <w:rPr>
+          <w:iCs/>
+          <w:i/>
+        </w:rPr>
         <w:t xml:space="preserve">we don’t really have, uh, marketing operations people in the Netherlands. He thought it might be five to ten or something.</w:t>
       </w:r>
     </w:p>
@@ -1611,12 +2181,20 @@
         <w:pStyle w:val="BlockText"/>
       </w:pPr>
       <w:r>
-        <w:t xml:space="preserve">[Me]</w:t>
-      </w:r>
-      <w:r>
-        <w:t xml:space="preserve"> </w:t>
-      </w:r>
-      <w:r>
+        <w:rPr>
+          <w:iCs/>
+          <w:i/>
+        </w:rPr>
+        <w:t xml:space="preserve">[Me]</w:t>
+      </w:r>
+      <w:r>
+        <w:t xml:space="preserve"> </w:t>
+      </w:r>
+      <w:r>
+        <w:rPr>
+          <w:iCs/>
+          <w:i/>
+        </w:rPr>
         <w:t xml:space="preserve">Um, and he also said, back then, uh, that he didn’t really see use cases with agentic AI or AI at all, being applied, applied beyond content gen- generation and analytics in the Netherlands. Uh, it seems also based on what he is talking about on LinkedIn, that he has a bit of a different view now. But I, I was thinking, do we see those two as interconnected? Is it indeed the lack of systems thinking and process orientation or marketing ops within the team, that is maybe preventing agentic AI to be rolled out within organizations? Or is there something else which slows the entire process down?</w:t>
       </w:r>
     </w:p>
@@ -1639,12 +2217,20 @@
         <w:pStyle w:val="BlockText"/>
       </w:pPr>
       <w:r>
-        <w:t xml:space="preserve">[Me]</w:t>
-      </w:r>
-      <w:r>
-        <w:t xml:space="preserve"> </w:t>
-      </w:r>
-      <w:r>
+        <w:rPr>
+          <w:iCs/>
+          <w:i/>
+        </w:rPr>
+        <w:t xml:space="preserve">[Me]</w:t>
+      </w:r>
+      <w:r>
+        <w:t xml:space="preserve"> </w:t>
+      </w:r>
+      <w:r>
+        <w:rPr>
+          <w:iCs/>
+          <w:i/>
+        </w:rPr>
         <w:t xml:space="preserve">Yeah. And that is interesting to me. So essentially, you say that the, the marketing ops team is typically the instigator of agentic AI processes, uh, or use cases within the marketing team.</w:t>
       </w:r>
     </w:p>
@@ -1679,7 +2265,13 @@
         <w:t xml:space="preserve"> </w:t>
       </w:r>
       <w:r>
-        <w:t xml:space="preserve">“Oh, we need to do X, we need to try this.”</w:t>
+        <w:t xml:space="preserve">“</w:t>
+      </w:r>
+      <w:r>
+        <w:t xml:space="preserve">Oh, we need to do X, we need to try this.</w:t>
+      </w:r>
+      <w:r>
+        <w:t xml:space="preserve">”</w:t>
       </w:r>
       <w:r>
         <w:t xml:space="preserve"> </w:t>
@@ -1691,7 +2283,13 @@
         <w:t xml:space="preserve"> </w:t>
       </w:r>
       <w:r>
-        <w:t xml:space="preserve">“Oh, somebody had an idea.”</w:t>
+        <w:t xml:space="preserve">“</w:t>
+      </w:r>
+      <w:r>
+        <w:t xml:space="preserve">Oh, somebody had an idea.</w:t>
+      </w:r>
+      <w:r>
+        <w:t xml:space="preserve">”</w:t>
       </w:r>
       <w:r>
         <w:t xml:space="preserve"> </w:t>
@@ -1705,12 +2303,20 @@
         <w:pStyle w:val="BlockText"/>
       </w:pPr>
       <w:r>
-        <w:t xml:space="preserve">[Me]</w:t>
-      </w:r>
-      <w:r>
-        <w:t xml:space="preserve"> </w:t>
-      </w:r>
-      <w:r>
+        <w:rPr>
+          <w:iCs/>
+          <w:i/>
+        </w:rPr>
+        <w:t xml:space="preserve">[Me]</w:t>
+      </w:r>
+      <w:r>
+        <w:t xml:space="preserve"> </w:t>
+      </w:r>
+      <w:r>
+        <w:rPr>
+          <w:iCs/>
+          <w:i/>
+        </w:rPr>
         <w:t xml:space="preserve">Yeah…. and</w:t>
       </w:r>
     </w:p>
@@ -1719,12 +2325,20 @@
         <w:pStyle w:val="BlockText"/>
       </w:pPr>
       <w:r>
-        <w:t xml:space="preserve">[Me]</w:t>
-      </w:r>
-      <w:r>
-        <w:t xml:space="preserve"> </w:t>
-      </w:r>
-      <w:r>
+        <w:rPr>
+          <w:iCs/>
+          <w:i/>
+        </w:rPr>
+        <w:t xml:space="preserve">[Me]</w:t>
+      </w:r>
+      <w:r>
+        <w:t xml:space="preserve"> </w:t>
+      </w:r>
+      <w:r>
+        <w:rPr>
+          <w:iCs/>
+          <w:i/>
+        </w:rPr>
         <w:t xml:space="preserve">how do you typically see that process unfolding? Maybe you can just talk a bit more about this, because,</w:t>
       </w:r>
     </w:p>
@@ -1733,12 +2347,20 @@
         <w:pStyle w:val="BlockText"/>
       </w:pPr>
       <w:r>
-        <w:t xml:space="preserve">[Me]</w:t>
-      </w:r>
-      <w:r>
-        <w:t xml:space="preserve"> </w:t>
-      </w:r>
-      <w:r>
+        <w:rPr>
+          <w:iCs/>
+          <w:i/>
+        </w:rPr>
+        <w:t xml:space="preserve">[Me]</w:t>
+      </w:r>
+      <w:r>
+        <w:t xml:space="preserve"> </w:t>
+      </w:r>
+      <w:r>
+        <w:rPr>
+          <w:iCs/>
+          <w:i/>
+        </w:rPr>
         <w:t xml:space="preserve">yeah, again, I, I don’t have a lot of data yet on the very successful use cases, o- outside of analytics, so this is very interesting to me, how, how our organizations get here.</w:t>
       </w:r>
     </w:p>
@@ -1759,7 +2381,13 @@
         <w:t xml:space="preserve"> </w:t>
       </w:r>
       <w:r>
-        <w:t xml:space="preserve">“Okay, it’s not just about putting up this AISDR, it’s about making sure that’s connected to the systems for updating the CRM, that’s connected for doing things like, you know, scheduling meetings with reps on the calendar. You know, it’s able to, um, you know, make sure that can access any of the right sort of knowledge base or product information, you know, to be able to deliver it.”</w:t>
+        <w:t xml:space="preserve">“</w:t>
+      </w:r>
+      <w:r>
+        <w:t xml:space="preserve">Okay, it’s not just about putting up this AISDR, it’s about making sure that’s connected to the systems for updating the CRM, that’s connected for doing things like, you know, scheduling meetings with reps on the calendar. You know, it’s able to, um, you know, make sure that can access any of the right sort of knowledge base or product information, you know, to be able to deliver it.</w:t>
+      </w:r>
+      <w:r>
+        <w:t xml:space="preserve">”</w:t>
       </w:r>
       <w:r>
         <w:t xml:space="preserve"> </w:t>
@@ -1773,12 +2401,20 @@
         <w:pStyle w:val="BlockText"/>
       </w:pPr>
       <w:r>
-        <w:t xml:space="preserve">[Me]</w:t>
-      </w:r>
-      <w:r>
-        <w:t xml:space="preserve"> </w:t>
-      </w:r>
-      <w:r>
+        <w:rPr>
+          <w:iCs/>
+          <w:i/>
+        </w:rPr>
+        <w:t xml:space="preserve">[Me]</w:t>
+      </w:r>
+      <w:r>
+        <w:t xml:space="preserve"> </w:t>
+      </w:r>
+      <w:r>
+        <w:rPr>
+          <w:iCs/>
+          <w:i/>
+        </w:rPr>
         <w:t xml:space="preserve">Yeah, check. So, um, I think I have most of my questions already. Uh, do you have anything that you would like to know? Because I’ve been talking about this with many people, I have backgrounds in AI. Is there something that I can, can help you with in your process of research and orientation or whatever?</w:t>
       </w:r>
     </w:p>
@@ -1801,12 +2437,20 @@
         <w:pStyle w:val="BlockText"/>
       </w:pPr>
       <w:r>
-        <w:t xml:space="preserve">[Me]</w:t>
-      </w:r>
-      <w:r>
-        <w:t xml:space="preserve"> </w:t>
-      </w:r>
-      <w:r>
+        <w:rPr>
+          <w:iCs/>
+          <w:i/>
+        </w:rPr>
+        <w:t xml:space="preserve">[Me]</w:t>
+      </w:r>
+      <w:r>
+        <w:t xml:space="preserve"> </w:t>
+      </w:r>
+      <w:r>
+        <w:rPr>
+          <w:iCs/>
+          <w:i/>
+        </w:rPr>
         <w:t xml:space="preserve">Yeah, sh- sure, I will do that. So what I found now is that</w:t>
       </w:r>
     </w:p>
@@ -1815,12 +2459,20 @@
         <w:pStyle w:val="BlockText"/>
       </w:pPr>
       <w:r>
-        <w:t xml:space="preserve">[Me]</w:t>
-      </w:r>
-      <w:r>
-        <w:t xml:space="preserve"> </w:t>
-      </w:r>
-      <w:r>
+        <w:rPr>
+          <w:iCs/>
+          <w:i/>
+        </w:rPr>
+        <w:t xml:space="preserve">[Me]</w:t>
+      </w:r>
+      <w:r>
+        <w:t xml:space="preserve"> </w:t>
+      </w:r>
+      <w:r>
+        <w:rPr>
+          <w:iCs/>
+          <w:i/>
+        </w:rPr>
         <w:t xml:space="preserve">I think a lot of the advice comes down to what you might call organizational change, and just the capabilities of marketing teams to adapt when it comes to</w:t>
       </w:r>
     </w:p>
@@ -1829,12 +2481,20 @@
         <w:pStyle w:val="BlockText"/>
       </w:pPr>
       <w:r>
-        <w:t xml:space="preserve">[Me]</w:t>
-      </w:r>
-      <w:r>
-        <w:t xml:space="preserve"> </w:t>
-      </w:r>
-      <w:r>
+        <w:rPr>
+          <w:iCs/>
+          <w:i/>
+        </w:rPr>
+        <w:t xml:space="preserve">[Me]</w:t>
+      </w:r>
+      <w:r>
+        <w:t xml:space="preserve"> </w:t>
+      </w:r>
+      <w:r>
+        <w:rPr>
+          <w:iCs/>
+          <w:i/>
+        </w:rPr>
         <w:t xml:space="preserve">technical know-how, process know-how, systems thinking, uh, willingness to change. All these factors seem to be pretty critical in the adoption process. Um,</w:t>
       </w:r>
     </w:p>
@@ -1843,12 +2503,20 @@
         <w:pStyle w:val="BlockText"/>
       </w:pPr>
       <w:r>
-        <w:t xml:space="preserve">[Me]</w:t>
-      </w:r>
-      <w:r>
-        <w:t xml:space="preserve"> </w:t>
-      </w:r>
-      <w:r>
+        <w:rPr>
+          <w:iCs/>
+          <w:i/>
+        </w:rPr>
+        <w:t xml:space="preserve">[Me]</w:t>
+      </w:r>
+      <w:r>
+        <w:t xml:space="preserve"> </w:t>
+      </w:r>
+      <w:r>
+        <w:rPr>
+          <w:iCs/>
+          <w:i/>
+        </w:rPr>
         <w:t xml:space="preserve">and again, what, what I’m really looking for, and maybe you can help me there as well, is just more organizations that do something cool [chuckles] on this topic. Because I’ve heard… I think except for one, all of the organizations that I’ve talked to did analytics with, uh, agentic AI, and I really think that that is a super valuable use case, because, as you said, you can just act, there’s low risk there. Um, and when you have a system that can draw on the data and analyze that, and draw on the context, I think that’s very important to not only include, uh, the data, but also some business context. Whether that’s just</w:t>
       </w:r>
     </w:p>
@@ -1857,12 +2525,20 @@
         <w:pStyle w:val="BlockText"/>
       </w:pPr>
       <w:r>
-        <w:t xml:space="preserve">[Me]</w:t>
-      </w:r>
-      <w:r>
-        <w:t xml:space="preserve"> </w:t>
-      </w:r>
-      <w:r>
+        <w:rPr>
+          <w:iCs/>
+          <w:i/>
+        </w:rPr>
+        <w:t xml:space="preserve">[Me]</w:t>
+      </w:r>
+      <w:r>
+        <w:t xml:space="preserve"> </w:t>
+      </w:r>
+      <w:r>
+        <w:rPr>
+          <w:iCs/>
+          <w:i/>
+        </w:rPr>
         <w:t xml:space="preserve">the prompt engineers from the system are also marketers, so they know what they are talking about, and they can do a good job at translating the marketers, like, raw thoughts into [chuckles] a question that the data can a- actually answer. Uh, up until that, the marketing is, team is in control of setting some bounds and maybe in- including internal documents, and using that in combination with access to the systems to get data to get a good response. Um, I also do see in practice, I haven’t had it in the conversations yet a, a lot when it comes to AI sales, and that is also interesting to me, because</w:t>
       </w:r>
     </w:p>
@@ -1871,12 +2547,20 @@
         <w:pStyle w:val="BlockText"/>
       </w:pPr>
       <w:r>
-        <w:t xml:space="preserve">[Me]</w:t>
-      </w:r>
-      <w:r>
-        <w:t xml:space="preserve"> </w:t>
-      </w:r>
-      <w:r>
+        <w:rPr>
+          <w:iCs/>
+          <w:i/>
+        </w:rPr>
+        <w:t xml:space="preserve">[Me]</w:t>
+      </w:r>
+      <w:r>
+        <w:t xml:space="preserve"> </w:t>
+      </w:r>
+      <w:r>
+        <w:rPr>
+          <w:iCs/>
+          <w:i/>
+        </w:rPr>
         <w:t xml:space="preserve">sales tech was always very far behind martech when it came to adopting new use cases, I, I, I believed. And now with AI, it seems to be the other way around. And maybe that’s, uh, re- b- because marketing has a lot of structured data already, and sales typically doesn’t have a lot of structured data, but they do have a lot of unstructured data, like reports, RFPs, emails, whatever. Um, so maybe AI is just so</w:t>
       </w:r>
     </w:p>
@@ -1885,12 +2569,20 @@
         <w:pStyle w:val="BlockText"/>
       </w:pPr>
       <w:r>
-        <w:t xml:space="preserve">[Me]</w:t>
-      </w:r>
-      <w:r>
-        <w:t xml:space="preserve"> </w:t>
-      </w:r>
-      <w:r>
+        <w:rPr>
+          <w:iCs/>
+          <w:i/>
+        </w:rPr>
+        <w:t xml:space="preserve">[Me]</w:t>
+      </w:r>
+      <w:r>
+        <w:t xml:space="preserve"> </w:t>
+      </w:r>
+      <w:r>
+        <w:rPr>
+          <w:iCs/>
+          <w:i/>
+        </w:rPr>
         <w:t xml:space="preserve">heavily qualified to do that compared to what they had before, that they are making this big, uh, just, just run for it and a, a catch-up game. Um, but those are all hypotheses that float through my mind, and, uh, I, I need to, to find it all based on it [chuckles] because it’s, it’s academic, uh, paper, of course, and, uh, I hope to do that over the coming time.</w:t>
       </w:r>
     </w:p>
@@ -1913,12 +2605,20 @@
         <w:pStyle w:val="BlockText"/>
       </w:pPr>
       <w:r>
-        <w:t xml:space="preserve">[Me]</w:t>
-      </w:r>
-      <w:r>
-        <w:t xml:space="preserve"> </w:t>
-      </w:r>
-      <w:r>
+        <w:rPr>
+          <w:iCs/>
+          <w:i/>
+        </w:rPr>
+        <w:t xml:space="preserve">[Me]</w:t>
+      </w:r>
+      <w:r>
+        <w:t xml:space="preserve"> </w:t>
+      </w:r>
+      <w:r>
+        <w:rPr>
+          <w:iCs/>
+          <w:i/>
+        </w:rPr>
         <w:t xml:space="preserve">Cool. Thank you. Well, thank you a lot for talking to me. If, if you have any organizations that come to mind, or people that come to mind that you say might be interesting for this, where you can introduce me, that would be a, an amazing, big help. Um, and if not, just thank you for your time and your thoughts.</w:t>
       </w:r>
     </w:p>
@@ -1941,12 +2641,20 @@
         <w:pStyle w:val="BlockText"/>
       </w:pPr>
       <w:r>
-        <w:t xml:space="preserve">[Me]</w:t>
-      </w:r>
-      <w:r>
-        <w:t xml:space="preserve"> </w:t>
-      </w:r>
-      <w:r>
+        <w:rPr>
+          <w:iCs/>
+          <w:i/>
+        </w:rPr>
+        <w:t xml:space="preserve">[Me]</w:t>
+      </w:r>
+      <w:r>
+        <w:t xml:space="preserve"> </w:t>
+      </w:r>
+      <w:r>
+        <w:rPr>
+          <w:iCs/>
+          <w:i/>
+        </w:rPr>
         <w:t xml:space="preserve">It’s good to see you.</w:t>
       </w:r>
     </w:p>
@@ -1969,12 +2677,20 @@
         <w:pStyle w:val="BlockText"/>
       </w:pPr>
       <w:r>
-        <w:t xml:space="preserve">[Me]</w:t>
-      </w:r>
-      <w:r>
-        <w:t xml:space="preserve"> </w:t>
-      </w:r>
-      <w:r>
+        <w:rPr>
+          <w:iCs/>
+          <w:i/>
+        </w:rPr>
+        <w:t xml:space="preserve">[Me]</w:t>
+      </w:r>
+      <w:r>
+        <w:t xml:space="preserve"> </w:t>
+      </w:r>
+      <w:r>
+        <w:rPr>
+          <w:iCs/>
+          <w:i/>
+        </w:rPr>
         <w:t xml:space="preserve">Cool. Thank you, Scott.</w:t>
       </w:r>
     </w:p>
@@ -1997,12 +2713,20 @@
         <w:pStyle w:val="BlockText"/>
       </w:pPr>
       <w:r>
-        <w:t xml:space="preserve">[Me]</w:t>
-      </w:r>
-      <w:r>
-        <w:t xml:space="preserve"> </w:t>
-      </w:r>
-      <w:r>
+        <w:rPr>
+          <w:iCs/>
+          <w:i/>
+        </w:rPr>
+        <w:t xml:space="preserve">[Me]</w:t>
+      </w:r>
+      <w:r>
+        <w:t xml:space="preserve"> </w:t>
+      </w:r>
+      <w:r>
+        <w:rPr>
+          <w:iCs/>
+          <w:i/>
+        </w:rPr>
         <w:t xml:space="preserve">Bye-bye.</w:t>
       </w:r>
     </w:p>
@@ -2025,12 +2749,20 @@
         <w:pStyle w:val="BlockText"/>
       </w:pPr>
       <w:r>
-        <w:t xml:space="preserve">[Me]</w:t>
-      </w:r>
-      <w:r>
-        <w:t xml:space="preserve"> </w:t>
-      </w:r>
-      <w:r>
+        <w:rPr>
+          <w:iCs/>
+          <w:i/>
+        </w:rPr>
+        <w:t xml:space="preserve">[Me]</w:t>
+      </w:r>
+      <w:r>
+        <w:t xml:space="preserve"> </w:t>
+      </w:r>
+      <w:r>
+        <w:rPr>
+          <w:iCs/>
+          <w:i/>
+        </w:rPr>
         <w:t xml:space="preserve">You too. Bye-bye.</w:t>
       </w:r>
     </w:p>
@@ -2039,20 +2771,24 @@
         <w:pStyle w:val="BlockText"/>
       </w:pPr>
       <w:r>
-        <w:t xml:space="preserve">[Me]</w:t>
-      </w:r>
-      <w:r>
-        <w:t xml:space="preserve"> </w:t>
-      </w:r>
-      <w:r>
+        <w:rPr>
+          <w:iCs/>
+          <w:i/>
+        </w:rPr>
+        <w:t xml:space="preserve">[Me]</w:t>
+      </w:r>
+      <w:r>
+        <w:t xml:space="preserve"> </w:t>
+      </w:r>
+      <w:r>
+        <w:rPr>
+          <w:iCs/>
+          <w:i/>
+        </w:rPr>
         <w:t xml:space="preserve">[phone dings]</w:t>
       </w:r>
     </w:p>
-    <w:sectPr>
-      <w:footnotePr>
-        <w:numRestart w:val="eachSect"/>
-      </w:footnotePr>
-    </w:sectPr>
+    <w:sectPr/>
   </w:body>
 </w:document>
 </file>
@@ -2083,14 +2819,14 @@
 <file path=word/numbering.xml><?xml version="1.0" encoding="utf-8"?>
 <w:numbering xmlns:w="http://schemas.openxmlformats.org/wordprocessingml/2006/main">
   <w:abstractNum w:abstractNumId="990">
-    <w:nsid w:val="0000A990"/>
+    <w:nsid w:val="A990"/>
     <w:multiLevelType w:val="multilevel"/>
     <w:lvl w:ilvl="0">
       <w:numFmt w:val="bullet"/>
       <w:lvlText w:val=" "/>
       <w:lvlJc w:val="left"/>
       <w:pPr>
-        <w:ind w:left="720" w:hanging="360"/>
+        <w:ind w:left="720" w:hanging="480"/>
       </w:pPr>
     </w:lvl>
     <w:lvl w:ilvl="1">
@@ -2098,7 +2834,7 @@
       <w:lvlText w:val=" "/>
       <w:lvlJc w:val="left"/>
       <w:pPr>
-        <w:ind w:left="1440" w:hanging="360"/>
+        <w:ind w:left="1440" w:hanging="480"/>
       </w:pPr>
     </w:lvl>
     <w:lvl w:ilvl="2">
@@ -2106,7 +2842,7 @@
       <w:lvlText w:val=" "/>
       <w:lvlJc w:val="left"/>
       <w:pPr>
-        <w:ind w:left="2160" w:hanging="360"/>
+        <w:ind w:left="2160" w:hanging="480"/>
       </w:pPr>
     </w:lvl>
     <w:lvl w:ilvl="3">
@@ -2114,7 +2850,7 @@
       <w:lvlText w:val=" "/>
       <w:lvlJc w:val="left"/>
       <w:pPr>
-        <w:ind w:left="2880" w:hanging="360"/>
+        <w:ind w:left="2880" w:hanging="480"/>
       </w:pPr>
     </w:lvl>
     <w:lvl w:ilvl="4">
@@ -2122,7 +2858,7 @@
       <w:lvlText w:val=" "/>
       <w:lvlJc w:val="left"/>
       <w:pPr>
-        <w:ind w:left="3600" w:hanging="360"/>
+        <w:ind w:left="3600" w:hanging="480"/>
       </w:pPr>
     </w:lvl>
     <w:lvl w:ilvl="5">
@@ -2130,7 +2866,7 @@
       <w:lvlText w:val=" "/>
       <w:lvlJc w:val="left"/>
       <w:pPr>
-        <w:ind w:left="4320" w:hanging="360"/>
+        <w:ind w:left="4320" w:hanging="480"/>
       </w:pPr>
     </w:lvl>
     <w:lvl w:ilvl="6">
@@ -2138,7 +2874,7 @@
       <w:lvlText w:val=" "/>
       <w:lvlJc w:val="left"/>
       <w:pPr>
-        <w:ind w:left="5040" w:hanging="360"/>
+        <w:ind w:left="5040" w:hanging="480"/>
       </w:pPr>
     </w:lvl>
     <w:lvl w:ilvl="7">
@@ -2146,7 +2882,7 @@
       <w:lvlText w:val=" "/>
       <w:lvlJc w:val="left"/>
       <w:pPr>
-        <w:ind w:left="5760" w:hanging="360"/>
+        <w:ind w:left="5760" w:hanging="480"/>
       </w:pPr>
     </w:lvl>
     <w:lvl w:ilvl="8">
@@ -2154,7 +2890,7 @@
       <w:lvlText w:val=" "/>
       <w:lvlJc w:val="left"/>
       <w:pPr>
-        <w:ind w:left="6480" w:hanging="360"/>
+        <w:ind w:left="6480" w:hanging="480"/>
       </w:pPr>
     </w:lvl>
   </w:abstractNum>
@@ -2169,10 +2905,10 @@
   <w:docDefaults>
     <w:rPrDefault>
       <w:rPr>
-        <w:rFonts w:asciiTheme="minorHAnsi" w:cstheme="minorBidi" w:eastAsiaTheme="minorEastAsia" w:hAnsiTheme="minorHAnsi"/>
+        <w:rFonts w:asciiTheme="minorHAnsi" w:cstheme="minorBidi" w:eastAsiaTheme="minorHAnsi" w:hAnsiTheme="minorHAnsi"/>
         <w:sz w:val="24"/>
         <w:szCs w:val="24"/>
-        <w:lang w:bidi="ar-SA" w:eastAsia="zh-CN" w:val="en-US"/>
+        <w:lang w:bidi="ar-SA" w:eastAsia="en-US" w:val="en-US"/>
       </w:rPr>
     </w:rPrDefault>
     <w:pPrDefault>
@@ -2190,10 +2926,10 @@
     <w:name w:val="Body Text"/>
     <w:basedOn w:val="Normal"/>
     <w:link w:val="BodyTextChar"/>
-    <w:qFormat/>
     <w:pPr>
       <w:spacing w:after="180" w:before="180"/>
     </w:pPr>
+    <w:qFormat/>
   </w:style>
   <w:style w:customStyle="1" w:styleId="FirstParagraph" w:type="paragraph">
     <w:name w:val="First Paragraph"/>
@@ -2213,94 +2949,57 @@
     <w:name w:val="Title"/>
     <w:basedOn w:val="Normal"/>
     <w:next w:val="BodyText"/>
-    <w:link w:val="TitleChar"/>
-    <w:uiPriority w:val="10"/>
     <w:qFormat/>
-    <w:rsid w:val="00A10FD9"/>
     <w:pPr>
-      <w:spacing w:after="80" w:line="240" w:lineRule="auto"/>
-      <w:contextualSpacing/>
+      <w:keepNext/>
+      <w:keepLines/>
+      <w:spacing w:after="240" w:before="480"/>
       <w:jc w:val="center"/>
     </w:pPr>
     <w:rPr>
       <w:rFonts w:asciiTheme="majorHAnsi" w:cstheme="majorBidi" w:eastAsiaTheme="majorEastAsia" w:hAnsiTheme="majorHAnsi"/>
-      <w:sz w:val="56"/>
-      <w:szCs w:val="56"/>
-    </w:rPr>
-  </w:style>
-  <w:style w:customStyle="1" w:styleId="TitleChar" w:type="character">
-    <w:name w:val="Title Char"/>
-    <w:basedOn w:val="DefaultParagraphFont"/>
-    <w:link w:val="Title"/>
-    <w:uiPriority w:val="10"/>
-    <w:rsid w:val="00A10FD9"/>
-    <w:rPr>
-      <w:rFonts w:asciiTheme="majorHAnsi" w:cstheme="majorBidi" w:eastAsiaTheme="majorEastAsia" w:hAnsiTheme="majorHAnsi"/>
-      <w:sz w:val="56"/>
-      <w:szCs w:val="56"/>
+      <w:b/>
+      <w:bCs/>
+      <w:color w:themeColor="accent1" w:themeShade="B5" w:val="345A8A"/>
+      <w:sz w:val="36"/>
+      <w:szCs w:val="36"/>
     </w:rPr>
   </w:style>
   <w:style w:styleId="Subtitle" w:type="paragraph">
     <w:name w:val="Subtitle"/>
-    <w:basedOn w:val="Title"/>
-    <w:next w:val="BodyText"/>
-    <w:link w:val="SubtitleChar"/>
-    <w:uiPriority w:val="11"/>
-    <w:qFormat/>
-    <w:rsid w:val="00A10FD9"/>
-    <w:pPr>
-      <w:numPr>
-        <w:ilvl w:val="1"/>
-      </w:numPr>
-    </w:pPr>
-    <w:rPr>
-      <w:rFonts w:cstheme="majorBidi" w:eastAsiaTheme="majorEastAsia"/>
-      <w:spacing w:val="15"/>
-      <w:sz w:val="28"/>
-      <w:szCs w:val="28"/>
-    </w:rPr>
-  </w:style>
-  <w:style w:customStyle="1" w:styleId="SubtitleChar" w:type="character">
-    <w:name w:val="Subtitle Char"/>
-    <w:basedOn w:val="DefaultParagraphFont"/>
-    <w:link w:val="Subtitle"/>
-    <w:uiPriority w:val="11"/>
-    <w:rsid w:val="00A10FD9"/>
-    <w:rPr>
-      <w:rFonts w:cstheme="majorBidi" w:eastAsiaTheme="majorEastAsia"/>
-      <w:color w:themeColor="text1" w:themeTint="A6" w:val="595959"/>
-      <w:spacing w:val="15"/>
-      <w:sz w:val="28"/>
-      <w:szCs w:val="28"/>
-    </w:rPr>
-  </w:style>
-  <w:style w:customStyle="1" w:styleId="Author" w:type="paragraph">
-    <w:name w:val="Author"/>
     <w:basedOn w:val="Title"/>
     <w:next w:val="BodyText"/>
     <w:qFormat/>
     <w:pPr>
       <w:keepNext/>
       <w:keepLines/>
+      <w:spacing w:after="240" w:before="240"/>
+      <w:jc w:val="center"/>
     </w:pPr>
     <w:rPr>
-      <w:sz w:val="24"/>
-      <w:szCs w:val="24"/>
-    </w:rPr>
-  </w:style>
-  <w:style w:styleId="Date" w:type="paragraph">
-    <w:name w:val="Date"/>
-    <w:basedOn w:val="Title"/>
+      <w:sz w:val="30"/>
+      <w:szCs w:val="30"/>
+    </w:rPr>
+  </w:style>
+  <w:style w:customStyle="1" w:styleId="Author" w:type="paragraph">
+    <w:name w:val="Author"/>
     <w:next w:val="BodyText"/>
     <w:qFormat/>
     <w:pPr>
       <w:keepNext/>
       <w:keepLines/>
+      <w:jc w:val="center"/>
     </w:pPr>
-    <w:rPr>
-      <w:sz w:val="24"/>
-      <w:szCs w:val="24"/>
-    </w:rPr>
+  </w:style>
+  <w:style w:styleId="Date" w:type="paragraph">
+    <w:name w:val="Date"/>
+    <w:next w:val="BodyText"/>
+    <w:qFormat/>
+    <w:pPr>
+      <w:keepNext/>
+      <w:keepLines/>
+      <w:jc w:val="center"/>
+    </w:pPr>
   </w:style>
   <w:style w:customStyle="1" w:styleId="AbstractTitle" w:type="paragraph">
     <w:name w:val="Abstract Title"/>
@@ -2310,13 +3009,15 @@
     <w:pPr>
       <w:keepNext/>
       <w:keepLines/>
+      <w:jc w:val="center"/>
       <w:spacing w:after="0" w:before="300"/>
-      <w:jc w:val="center"/>
     </w:pPr>
     <w:rPr>
-      <w:b/>
       <w:sz w:val="20"/>
       <w:szCs w:val="20"/>
+      <w:b/>
+      <w:color w:val="345A8A"/>
+      &gt;
     </w:rPr>
   </w:style>
   <w:style w:customStyle="1" w:styleId="Abstract" w:type="paragraph">
@@ -2343,321 +3044,191 @@
     <w:rPr/>
   </w:style>
   <w:style w:styleId="Heading1" w:type="paragraph">
-    <w:name w:val="heading 1"/>
+    <w:name w:val="Heading 1"/>
     <w:basedOn w:val="Normal"/>
     <w:next w:val="BodyText"/>
-    <w:link w:val="Heading1Char"/>
     <w:uiPriority w:val="9"/>
     <w:qFormat/>
-    <w:rsid w:val="00A10FD9"/>
     <w:pPr>
       <w:keepNext/>
       <w:keepLines/>
-      <w:spacing w:after="80" w:before="360"/>
+      <w:spacing w:after="0" w:before="480"/>
       <w:outlineLvl w:val="0"/>
     </w:pPr>
     <w:rPr>
       <w:rFonts w:asciiTheme="majorHAnsi" w:cstheme="majorBidi" w:eastAsiaTheme="majorEastAsia" w:hAnsiTheme="majorHAnsi"/>
-      <w:color w:themeColor="accent1" w:themeShade="BF" w:val="0F4761"/>
-      <w:sz w:val="40"/>
-      <w:szCs w:val="40"/>
+      <w:b/>
+      <w:bCs/>
+      <w:color w:themeColor="accent1" w:val="4F81BD"/>
+      <w:sz w:val="32"/>
+      <w:szCs w:val="32"/>
     </w:rPr>
   </w:style>
   <w:style w:styleId="Heading2" w:type="paragraph">
-    <w:name w:val="heading 2"/>
+    <w:name w:val="Heading 2"/>
     <w:basedOn w:val="Normal"/>
     <w:next w:val="BodyText"/>
-    <w:link w:val="Heading2Char"/>
     <w:uiPriority w:val="9"/>
-    <w:semiHidden/>
     <w:unhideWhenUsed/>
     <w:qFormat/>
-    <w:rsid w:val="00A10FD9"/>
     <w:pPr>
       <w:keepNext/>
       <w:keepLines/>
-      <w:spacing w:after="80" w:before="160"/>
+      <w:spacing w:after="0" w:before="200"/>
       <w:outlineLvl w:val="1"/>
     </w:pPr>
     <w:rPr>
       <w:rFonts w:asciiTheme="majorHAnsi" w:cstheme="majorBidi" w:eastAsiaTheme="majorEastAsia" w:hAnsiTheme="majorHAnsi"/>
-      <w:color w:themeColor="accent1" w:themeShade="BF" w:val="0F4761"/>
-      <w:sz w:val="32"/>
-      <w:szCs w:val="32"/>
+      <w:b/>
+      <w:bCs/>
+      <w:color w:themeColor="accent1" w:val="4F81BD"/>
+      <w:sz w:val="28"/>
+      <w:szCs w:val="28"/>
     </w:rPr>
   </w:style>
   <w:style w:styleId="Heading3" w:type="paragraph">
-    <w:name w:val="heading 3"/>
+    <w:name w:val="Heading 3"/>
     <w:basedOn w:val="Normal"/>
     <w:next w:val="BodyText"/>
-    <w:link w:val="Heading3Char"/>
     <w:uiPriority w:val="9"/>
-    <w:semiHidden/>
     <w:unhideWhenUsed/>
     <w:qFormat/>
-    <w:rsid w:val="00A10FD9"/>
     <w:pPr>
       <w:keepNext/>
       <w:keepLines/>
-      <w:spacing w:after="80" w:before="160"/>
+      <w:spacing w:after="0" w:before="200"/>
       <w:outlineLvl w:val="2"/>
     </w:pPr>
     <w:rPr>
-      <w:rFonts w:cstheme="majorBidi" w:eastAsiaTheme="majorEastAsia"/>
-      <w:color w:themeColor="accent1" w:themeShade="BF" w:val="0F4761"/>
-      <w:sz w:val="28"/>
-      <w:szCs w:val="28"/>
+      <w:rFonts w:asciiTheme="majorHAnsi" w:cstheme="majorBidi" w:eastAsiaTheme="majorEastAsia" w:hAnsiTheme="majorHAnsi"/>
+      <w:b/>
+      <w:bCs/>
+      <w:color w:themeColor="accent1" w:val="4F81BD"/>
+      <w:sz w:val="24"/>
+      <w:szCs w:val="24"/>
     </w:rPr>
   </w:style>
   <w:style w:styleId="Heading4" w:type="paragraph">
-    <w:name w:val="heading 4"/>
+    <w:name w:val="Heading 4"/>
     <w:basedOn w:val="Normal"/>
     <w:next w:val="BodyText"/>
-    <w:link w:val="Heading4Char"/>
     <w:uiPriority w:val="9"/>
-    <w:semiHidden/>
     <w:unhideWhenUsed/>
     <w:qFormat/>
-    <w:rsid w:val="00A10FD9"/>
     <w:pPr>
       <w:keepNext/>
       <w:keepLines/>
-      <w:spacing w:after="40" w:before="80"/>
+      <w:spacing w:after="0" w:before="200"/>
       <w:outlineLvl w:val="3"/>
     </w:pPr>
     <w:rPr>
-      <w:rFonts w:cstheme="majorBidi" w:eastAsiaTheme="majorEastAsia"/>
+      <w:rFonts w:asciiTheme="majorHAnsi" w:cstheme="majorBidi" w:eastAsiaTheme="majorEastAsia" w:hAnsiTheme="majorHAnsi"/>
       <w:i/>
-      <w:iCs/>
-      <w:color w:themeColor="accent1" w:themeShade="BF" w:val="0F4761"/>
+      <w:bCs/>
+      <w:color w:themeColor="accent1" w:val="4F81BD"/>
+      <w:sz w:val="24"/>
+      <w:szCs w:val="24"/>
     </w:rPr>
   </w:style>
   <w:style w:styleId="Heading5" w:type="paragraph">
-    <w:name w:val="heading 5"/>
+    <w:name w:val="Heading 5"/>
     <w:basedOn w:val="Normal"/>
     <w:next w:val="BodyText"/>
-    <w:link w:val="Heading5Char"/>
     <w:uiPriority w:val="9"/>
-    <w:semiHidden/>
     <w:unhideWhenUsed/>
     <w:qFormat/>
-    <w:rsid w:val="00A10FD9"/>
     <w:pPr>
       <w:keepNext/>
       <w:keepLines/>
-      <w:spacing w:after="40" w:before="80"/>
+      <w:spacing w:after="0" w:before="200"/>
       <w:outlineLvl w:val="4"/>
     </w:pPr>
     <w:rPr>
-      <w:rFonts w:cstheme="majorBidi" w:eastAsiaTheme="majorEastAsia"/>
-      <w:color w:themeColor="accent1" w:themeShade="BF" w:val="0F4761"/>
+      <w:rFonts w:asciiTheme="majorHAnsi" w:cstheme="majorBidi" w:eastAsiaTheme="majorEastAsia" w:hAnsiTheme="majorHAnsi"/>
+      <w:iCs/>
+      <w:color w:themeColor="accent1" w:val="4F81BD"/>
+      <w:sz w:val="24"/>
+      <w:szCs w:val="24"/>
     </w:rPr>
   </w:style>
   <w:style w:styleId="Heading6" w:type="paragraph">
-    <w:name w:val="heading 6"/>
+    <w:name w:val="Heading 6"/>
     <w:basedOn w:val="Normal"/>
     <w:next w:val="BodyText"/>
-    <w:link w:val="Heading6Char"/>
     <w:uiPriority w:val="9"/>
-    <w:semiHidden/>
     <w:unhideWhenUsed/>
     <w:qFormat/>
-    <w:rsid w:val="00A10FD9"/>
     <w:pPr>
       <w:keepNext/>
       <w:keepLines/>
-      <w:spacing w:after="0" w:before="40"/>
+      <w:spacing w:after="0" w:before="200"/>
       <w:outlineLvl w:val="5"/>
     </w:pPr>
     <w:rPr>
-      <w:rFonts w:cstheme="majorBidi" w:eastAsiaTheme="majorEastAsia"/>
-      <w:i/>
-      <w:iCs/>
-      <w:color w:themeColor="text1" w:themeTint="A6" w:val="595959"/>
+      <w:rFonts w:asciiTheme="majorHAnsi" w:cstheme="majorBidi" w:eastAsiaTheme="majorEastAsia" w:hAnsiTheme="majorHAnsi"/>
+      <w:color w:themeColor="accent1" w:val="4F81BD"/>
+      <w:sz w:val="24"/>
+      <w:szCs w:val="24"/>
     </w:rPr>
   </w:style>
   <w:style w:styleId="Heading7" w:type="paragraph">
-    <w:name w:val="heading 7"/>
+    <w:name w:val="Heading 7"/>
     <w:basedOn w:val="Normal"/>
     <w:next w:val="BodyText"/>
-    <w:link w:val="Heading7Char"/>
     <w:uiPriority w:val="9"/>
-    <w:semiHidden/>
     <w:unhideWhenUsed/>
     <w:qFormat/>
-    <w:rsid w:val="00A10FD9"/>
     <w:pPr>
       <w:keepNext/>
       <w:keepLines/>
-      <w:spacing w:after="0" w:before="40"/>
+      <w:spacing w:after="0" w:before="200"/>
       <w:outlineLvl w:val="6"/>
     </w:pPr>
     <w:rPr>
-      <w:rFonts w:cstheme="majorBidi" w:eastAsiaTheme="majorEastAsia"/>
-      <w:color w:themeColor="text1" w:themeTint="A6" w:val="595959"/>
+      <w:rFonts w:asciiTheme="majorHAnsi" w:cstheme="majorBidi" w:eastAsiaTheme="majorEastAsia" w:hAnsiTheme="majorHAnsi"/>
+      <w:color w:themeColor="accent1" w:val="4F81BD"/>
+      <w:sz w:val="24"/>
+      <w:szCs w:val="24"/>
     </w:rPr>
   </w:style>
   <w:style w:styleId="Heading8" w:type="paragraph">
-    <w:name w:val="heading 8"/>
+    <w:name w:val="Heading 8"/>
     <w:basedOn w:val="Normal"/>
     <w:next w:val="BodyText"/>
-    <w:link w:val="Heading8Char"/>
     <w:uiPriority w:val="9"/>
-    <w:semiHidden/>
     <w:unhideWhenUsed/>
     <w:qFormat/>
-    <w:rsid w:val="00A10FD9"/>
     <w:pPr>
       <w:keepNext/>
       <w:keepLines/>
-      <w:spacing w:after="0"/>
+      <w:spacing w:after="0" w:before="200"/>
       <w:outlineLvl w:val="7"/>
     </w:pPr>
     <w:rPr>
-      <w:rFonts w:cstheme="majorBidi" w:eastAsiaTheme="majorEastAsia"/>
-      <w:i/>
-      <w:iCs/>
-      <w:color w:themeColor="text1" w:themeTint="D8" w:val="272727"/>
+      <w:rFonts w:asciiTheme="majorHAnsi" w:cstheme="majorBidi" w:eastAsiaTheme="majorEastAsia" w:hAnsiTheme="majorHAnsi"/>
+      <w:color w:themeColor="accent1" w:val="4F81BD"/>
+      <w:sz w:val="24"/>
+      <w:szCs w:val="24"/>
     </w:rPr>
   </w:style>
   <w:style w:styleId="Heading9" w:type="paragraph">
-    <w:name w:val="heading 9"/>
+    <w:name w:val="Heading 9"/>
     <w:basedOn w:val="Normal"/>
     <w:next w:val="BodyText"/>
-    <w:link w:val="Heading9Char"/>
     <w:uiPriority w:val="9"/>
-    <w:semiHidden/>
     <w:unhideWhenUsed/>
     <w:qFormat/>
-    <w:rsid w:val="00A10FD9"/>
     <w:pPr>
       <w:keepNext/>
       <w:keepLines/>
-      <w:spacing w:after="0"/>
+      <w:spacing w:after="0" w:before="200"/>
       <w:outlineLvl w:val="8"/>
     </w:pPr>
     <w:rPr>
-      <w:rFonts w:cstheme="majorBidi" w:eastAsiaTheme="majorEastAsia"/>
-      <w:color w:themeColor="text1" w:themeTint="D8" w:val="272727"/>
-    </w:rPr>
-  </w:style>
-  <w:style w:customStyle="1" w:styleId="Heading1Char" w:type="character">
-    <w:name w:val="Heading 1 Char"/>
-    <w:basedOn w:val="DefaultParagraphFont"/>
-    <w:link w:val="Heading1"/>
-    <w:uiPriority w:val="9"/>
-    <w:rsid w:val="00A10FD9"/>
-    <w:rPr>
       <w:rFonts w:asciiTheme="majorHAnsi" w:cstheme="majorBidi" w:eastAsiaTheme="majorEastAsia" w:hAnsiTheme="majorHAnsi"/>
-      <w:color w:themeColor="accent1" w:themeShade="BF" w:val="0F4761"/>
-      <w:sz w:val="40"/>
-      <w:szCs w:val="40"/>
-    </w:rPr>
-  </w:style>
-  <w:style w:customStyle="1" w:styleId="Heading2Char" w:type="character">
-    <w:name w:val="Heading 2 Char"/>
-    <w:basedOn w:val="DefaultParagraphFont"/>
-    <w:link w:val="Heading2"/>
-    <w:uiPriority w:val="9"/>
-    <w:semiHidden/>
-    <w:rsid w:val="00A10FD9"/>
-    <w:rPr>
-      <w:rFonts w:asciiTheme="majorHAnsi" w:cstheme="majorBidi" w:eastAsiaTheme="majorEastAsia" w:hAnsiTheme="majorHAnsi"/>
-      <w:color w:themeColor="accent1" w:themeShade="BF" w:val="0F4761"/>
-      <w:sz w:val="32"/>
-      <w:szCs w:val="32"/>
-    </w:rPr>
-  </w:style>
-  <w:style w:customStyle="1" w:styleId="Heading3Char" w:type="character">
-    <w:name w:val="Heading 3 Char"/>
-    <w:basedOn w:val="DefaultParagraphFont"/>
-    <w:link w:val="Heading3"/>
-    <w:uiPriority w:val="9"/>
-    <w:semiHidden/>
-    <w:rsid w:val="00A10FD9"/>
-    <w:rPr>
-      <w:rFonts w:cstheme="majorBidi" w:eastAsiaTheme="majorEastAsia"/>
-      <w:color w:themeColor="accent1" w:themeShade="BF" w:val="0F4761"/>
-      <w:sz w:val="28"/>
-      <w:szCs w:val="28"/>
-    </w:rPr>
-  </w:style>
-  <w:style w:customStyle="1" w:styleId="Heading4Char" w:type="character">
-    <w:name w:val="Heading 4 Char"/>
-    <w:basedOn w:val="DefaultParagraphFont"/>
-    <w:link w:val="Heading4"/>
-    <w:uiPriority w:val="9"/>
-    <w:semiHidden/>
-    <w:rsid w:val="00A10FD9"/>
-    <w:rPr>
-      <w:rFonts w:cstheme="majorBidi" w:eastAsiaTheme="majorEastAsia"/>
-      <w:i/>
-      <w:iCs/>
-      <w:color w:themeColor="accent1" w:themeShade="BF" w:val="0F4761"/>
-    </w:rPr>
-  </w:style>
-  <w:style w:customStyle="1" w:styleId="Heading5Char" w:type="character">
-    <w:name w:val="Heading 5 Char"/>
-    <w:basedOn w:val="DefaultParagraphFont"/>
-    <w:link w:val="Heading5"/>
-    <w:uiPriority w:val="9"/>
-    <w:semiHidden/>
-    <w:rsid w:val="00A10FD9"/>
-    <w:rPr>
-      <w:rFonts w:cstheme="majorBidi" w:eastAsiaTheme="majorEastAsia"/>
-      <w:color w:themeColor="accent1" w:themeShade="BF" w:val="0F4761"/>
-    </w:rPr>
-  </w:style>
-  <w:style w:customStyle="1" w:styleId="Heading6Char" w:type="character">
-    <w:name w:val="Heading 6 Char"/>
-    <w:basedOn w:val="DefaultParagraphFont"/>
-    <w:link w:val="Heading6"/>
-    <w:uiPriority w:val="9"/>
-    <w:semiHidden/>
-    <w:rsid w:val="00A10FD9"/>
-    <w:rPr>
-      <w:rFonts w:cstheme="majorBidi" w:eastAsiaTheme="majorEastAsia"/>
-      <w:i/>
-      <w:iCs/>
-      <w:color w:themeColor="text1" w:themeTint="A6" w:val="595959"/>
-    </w:rPr>
-  </w:style>
-  <w:style w:customStyle="1" w:styleId="Heading7Char" w:type="character">
-    <w:name w:val="Heading 7 Char"/>
-    <w:basedOn w:val="DefaultParagraphFont"/>
-    <w:link w:val="Heading7"/>
-    <w:uiPriority w:val="9"/>
-    <w:semiHidden/>
-    <w:rsid w:val="00A10FD9"/>
-    <w:rPr>
-      <w:rFonts w:cstheme="majorBidi" w:eastAsiaTheme="majorEastAsia"/>
-      <w:color w:themeColor="text1" w:themeTint="A6" w:val="595959"/>
-    </w:rPr>
-  </w:style>
-  <w:style w:customStyle="1" w:styleId="Heading8Char" w:type="character">
-    <w:name w:val="Heading 8 Char"/>
-    <w:basedOn w:val="DefaultParagraphFont"/>
-    <w:link w:val="Heading8"/>
-    <w:uiPriority w:val="9"/>
-    <w:semiHidden/>
-    <w:rsid w:val="00A10FD9"/>
-    <w:rPr>
-      <w:rFonts w:cstheme="majorBidi" w:eastAsiaTheme="majorEastAsia"/>
-      <w:i/>
-      <w:iCs/>
-      <w:color w:themeColor="text1" w:themeTint="D8" w:val="272727"/>
-    </w:rPr>
-  </w:style>
-  <w:style w:customStyle="1" w:styleId="Heading9Char" w:type="character">
-    <w:name w:val="Heading 9 Char"/>
-    <w:basedOn w:val="DefaultParagraphFont"/>
-    <w:link w:val="Heading9"/>
-    <w:uiPriority w:val="9"/>
-    <w:semiHidden/>
-    <w:rsid w:val="00A10FD9"/>
-    <w:rPr>
-      <w:rFonts w:cstheme="majorBidi" w:eastAsiaTheme="majorEastAsia"/>
-      <w:color w:themeColor="text1" w:themeTint="D8" w:val="272727"/>
+      <w:color w:themeColor="accent1" w:val="4F81BD"/>
+      <w:sz w:val="24"/>
+      <w:szCs w:val="24"/>
     </w:rPr>
   </w:style>
   <w:style w:styleId="BlockText" w:type="paragraph">
@@ -2679,18 +3250,6 @@
     <w:uiPriority w:val="9"/>
     <w:unhideWhenUsed/>
     <w:qFormat/>
-  </w:style>
-  <w:style w:styleId="FootnoteBlockText" w:type="paragraph">
-    <w:name w:val="Footnote Block Text"/>
-    <w:basedOn w:val="FootnoteText"/>
-    <w:next w:val="FootnoteText"/>
-    <w:uiPriority w:val="9"/>
-    <w:unhideWhenUsed/>
-    <w:qFormat/>
-    <w:pPr>
-      <w:spacing w:after="100" w:before="100"/>
-      <w:ind w:firstLine="0" w:left="480" w:right="480"/>
-    </w:pPr>
   </w:style>
   <w:style w:default="1" w:styleId="DefaultParagraphFont" w:type="character">
     <w:name w:val="Default Paragraph Font"/>
@@ -2713,11 +3272,18 @@
       </w:tblCellMar>
     </w:tblPr>
     <w:tblStylePr w:type="firstRow">
+      <w:tblPr>
+        <w:jc w:val="left"/>
+        <w:tblInd w:type="dxa" w:w="0"/>
+      </w:tblPr>
+      <w:trPr>
+        <w:jc w:val="left"/>
+      </w:trPr>
       <w:tcPr>
+        <w:vAlign w:val="bottom"/>
         <w:tcBorders>
           <w:bottom w:val="single"/>
         </w:tcBorders>
-        <w:vAlign w:val="bottom"/>
       </w:tcPr>
     </w:tblStylePr>
   </w:style>
@@ -2832,8 +3398,8 @@
     <w:name w:val="KeywordTok"/>
     <w:basedOn w:val="VerbatimChar"/>
     <w:rPr>
+      <w:color w:val="007020"/>
       <w:b/>
-      <w:color w:val="007020"/>
     </w:rPr>
   </w:style>
   <w:style w:type="character" w:customStyle="1" w:styleId="DataTypeTok">
@@ -2910,42 +3476,42 @@
     <w:name w:val="ImportTok"/>
     <w:basedOn w:val="VerbatimChar"/>
     <w:rPr>
+      <w:color w:val="008000"/>
       <w:b/>
-      <w:color w:val="008000"/>
     </w:rPr>
   </w:style>
   <w:style w:type="character" w:customStyle="1" w:styleId="CommentTok">
     <w:name w:val="CommentTok"/>
     <w:basedOn w:val="VerbatimChar"/>
     <w:rPr>
+      <w:color w:val="60a0b0"/>
       <w:i/>
-      <w:color w:val="60a0b0"/>
     </w:rPr>
   </w:style>
   <w:style w:type="character" w:customStyle="1" w:styleId="DocumentationTok">
     <w:name w:val="DocumentationTok"/>
     <w:basedOn w:val="VerbatimChar"/>
     <w:rPr>
+      <w:color w:val="ba2121"/>
       <w:i/>
-      <w:color w:val="ba2121"/>
     </w:rPr>
   </w:style>
   <w:style w:type="character" w:customStyle="1" w:styleId="AnnotationTok">
     <w:name w:val="AnnotationTok"/>
     <w:basedOn w:val="VerbatimChar"/>
     <w:rPr>
+      <w:color w:val="60a0b0"/>
       <w:b/>
       <w:i/>
-      <w:color w:val="60a0b0"/>
     </w:rPr>
   </w:style>
   <w:style w:type="character" w:customStyle="1" w:styleId="CommentVarTok">
     <w:name w:val="CommentVarTok"/>
     <w:basedOn w:val="VerbatimChar"/>
     <w:rPr>
+      <w:color w:val="60a0b0"/>
       <w:b/>
       <w:i/>
-      <w:color w:val="60a0b0"/>
     </w:rPr>
   </w:style>
   <w:style w:type="character" w:customStyle="1" w:styleId="OtherTok">
@@ -2973,8 +3539,8 @@
     <w:name w:val="ControlFlowTok"/>
     <w:basedOn w:val="VerbatimChar"/>
     <w:rPr>
+      <w:color w:val="007020"/>
       <w:b/>
-      <w:color w:val="007020"/>
     </w:rPr>
   </w:style>
   <w:style w:type="character" w:customStyle="1" w:styleId="OperatorTok">
@@ -3019,34 +3585,34 @@
     <w:name w:val="InformationTok"/>
     <w:basedOn w:val="VerbatimChar"/>
     <w:rPr>
+      <w:color w:val="60a0b0"/>
       <w:b/>
       <w:i/>
-      <w:color w:val="60a0b0"/>
     </w:rPr>
   </w:style>
   <w:style w:type="character" w:customStyle="1" w:styleId="WarningTok">
     <w:name w:val="WarningTok"/>
     <w:basedOn w:val="VerbatimChar"/>
     <w:rPr>
+      <w:color w:val="60a0b0"/>
       <w:b/>
       <w:i/>
-      <w:color w:val="60a0b0"/>
     </w:rPr>
   </w:style>
   <w:style w:type="character" w:customStyle="1" w:styleId="AlertTok">
     <w:name w:val="AlertTok"/>
     <w:basedOn w:val="VerbatimChar"/>
     <w:rPr>
+      <w:color w:val="ff0000"/>
       <w:b/>
-      <w:color w:val="ff0000"/>
     </w:rPr>
   </w:style>
   <w:style w:type="character" w:customStyle="1" w:styleId="ErrorTok">
     <w:name w:val="ErrorTok"/>
     <w:basedOn w:val="VerbatimChar"/>
     <w:rPr>
+      <w:color w:val="ff0000"/>
       <w:b/>
-      <w:color w:val="ff0000"/>
     </w:rPr>
   </w:style>
   <w:style w:type="character" w:customStyle="1" w:styleId="NormalTok">
@@ -3068,44 +3634,44 @@
         <a:sysClr val="window" lastClr="FFFFFF"/>
       </a:lt1>
       <a:dk2>
-        <a:srgbClr val="0E2841"/>
+        <a:srgbClr val="1F497D"/>
       </a:dk2>
       <a:lt2>
-        <a:srgbClr val="E8E8E8"/>
+        <a:srgbClr val="EEECE1"/>
       </a:lt2>
       <a:accent1>
-        <a:srgbClr val="156082"/>
+        <a:srgbClr val="4F81BD"/>
       </a:accent1>
       <a:accent2>
-        <a:srgbClr val="E97132"/>
+        <a:srgbClr val="C0504D"/>
       </a:accent2>
       <a:accent3>
-        <a:srgbClr val="196B24"/>
+        <a:srgbClr val="9BBB59"/>
       </a:accent3>
       <a:accent4>
-        <a:srgbClr val="0F9ED5"/>
+        <a:srgbClr val="8064A2"/>
       </a:accent4>
       <a:accent5>
-        <a:srgbClr val="A02B93"/>
+        <a:srgbClr val="4BACC6"/>
       </a:accent5>
       <a:accent6>
-        <a:srgbClr val="4EA72E"/>
+        <a:srgbClr val="F79646"/>
       </a:accent6>
       <a:hlink>
-        <a:srgbClr val="467886"/>
+        <a:srgbClr val="0000FF"/>
       </a:hlink>
       <a:folHlink>
-        <a:srgbClr val="96607D"/>
+        <a:srgbClr val="800080"/>
       </a:folHlink>
     </a:clrScheme>
     <a:fontScheme name="Office">
       <a:majorFont>
-        <a:latin typeface="Aptos Display" panose="02110004020202020204"/>
+        <a:latin typeface="Calibri"/>
         <a:ea typeface=""/>
         <a:cs typeface=""/>
-        <a:font script="Jpan" typeface="游ゴシック Light"/>
+        <a:font script="Jpan" typeface="ＭＳ ゴシック"/>
         <a:font script="Hang" typeface="맑은 고딕"/>
-        <a:font script="Hans" typeface="等线 Light"/>
+        <a:font script="Hans" typeface="宋体"/>
         <a:font script="Hant" typeface="新細明體"/>
         <a:font script="Arab" typeface="Times New Roman"/>
         <a:font script="Hebr" typeface="Times New Roman"/>
@@ -3132,32 +3698,14 @@
         <a:font script="Mong" typeface="Mongolian Baiti"/>
         <a:font script="Viet" typeface="Times New Roman"/>
         <a:font script="Uigh" typeface="Microsoft Uighur"/>
-        <a:font script="Geor" typeface="Sylfaen"/>
-        <a:font script="Armn" typeface="Arial"/>
-        <a:font script="Bugi" typeface="Leelawadee UI"/>
-        <a:font script="Bopo" typeface="Microsoft JhengHei"/>
-        <a:font script="Java" typeface="Javanese Text"/>
-        <a:font script="Lisu" typeface="Segoe UI"/>
-        <a:font script="Mymr" typeface="Myanmar Text"/>
-        <a:font script="Nkoo" typeface="Ebrima"/>
-        <a:font script="Olck" typeface="Nirmala UI"/>
-        <a:font script="Osma" typeface="Ebrima"/>
-        <a:font script="Phag" typeface="Phagspa"/>
-        <a:font script="Syrn" typeface="Estrangelo Edessa"/>
-        <a:font script="Syrj" typeface="Estrangelo Edessa"/>
-        <a:font script="Syre" typeface="Estrangelo Edessa"/>
-        <a:font script="Sora" typeface="Nirmala UI"/>
-        <a:font script="Tale" typeface="Microsoft Tai Le"/>
-        <a:font script="Talu" typeface="Microsoft New Tai Lue"/>
-        <a:font script="Tfng" typeface="Ebrima"/>
       </a:majorFont>
       <a:minorFont>
-        <a:latin typeface="Aptos" panose="02110004020202020204"/>
+        <a:latin typeface="Cambria"/>
         <a:ea typeface=""/>
         <a:cs typeface=""/>
-        <a:font script="Jpan" typeface="游明朝"/>
+        <a:font script="Jpan" typeface="ＭＳ 明朝"/>
         <a:font script="Hang" typeface="맑은 고딕"/>
-        <a:font script="Hans" typeface="等线"/>
+        <a:font script="Hans" typeface="宋体"/>
         <a:font script="Hant" typeface="新細明體"/>
         <a:font script="Arab" typeface="Arial"/>
         <a:font script="Hebr" typeface="Arial"/>
@@ -3184,24 +3732,6 @@
         <a:font script="Mong" typeface="Mongolian Baiti"/>
         <a:font script="Viet" typeface="Arial"/>
         <a:font script="Uigh" typeface="Microsoft Uighur"/>
-        <a:font script="Geor" typeface="Sylfaen"/>
-        <a:font script="Armn" typeface="Arial"/>
-        <a:font script="Bugi" typeface="Leelawadee UI"/>
-        <a:font script="Bopo" typeface="Microsoft JhengHei"/>
-        <a:font script="Java" typeface="Javanese Text"/>
-        <a:font script="Lisu" typeface="Segoe UI"/>
-        <a:font script="Mymr" typeface="Myanmar Text"/>
-        <a:font script="Nkoo" typeface="Ebrima"/>
-        <a:font script="Olck" typeface="Nirmala UI"/>
-        <a:font script="Osma" typeface="Ebrima"/>
-        <a:font script="Phag" typeface="Phagspa"/>
-        <a:font script="Syrn" typeface="Estrangelo Edessa"/>
-        <a:font script="Syrj" typeface="Estrangelo Edessa"/>
-        <a:font script="Syre" typeface="Estrangelo Edessa"/>
-        <a:font script="Sora" typeface="Nirmala UI"/>
-        <a:font script="Tale" typeface="Microsoft Tai Le"/>
-        <a:font script="Talu" typeface="Microsoft New Tai Lue"/>
-        <a:font script="Tfng" typeface="Ebrima"/>
       </a:minorFont>
     </a:fontScheme>
     <a:fmtScheme name="Office">
@@ -3213,141 +3743,200 @@
           <a:gsLst>
             <a:gs pos="0">
               <a:schemeClr val="phClr">
-                <a:lumMod val="110000"/>
-                <a:satMod val="105000"/>
-                <a:tint val="67000"/>
+                <a:tint val="50000"/>
+                <a:satMod val="300000"/>
               </a:schemeClr>
             </a:gs>
-            <a:gs pos="50000">
+            <a:gs pos="35000">
               <a:schemeClr val="phClr">
-                <a:lumMod val="105000"/>
-                <a:satMod val="103000"/>
-                <a:tint val="73000"/>
+                <a:tint val="37000"/>
+                <a:satMod val="300000"/>
               </a:schemeClr>
             </a:gs>
             <a:gs pos="100000">
               <a:schemeClr val="phClr">
-                <a:lumMod val="105000"/>
-                <a:satMod val="109000"/>
-                <a:tint val="81000"/>
+                <a:tint val="15000"/>
+                <a:satMod val="350000"/>
               </a:schemeClr>
             </a:gs>
           </a:gsLst>
-          <a:lin ang="5400000" scaled="0"/>
+          <a:lin ang="16200000" scaled="1"/>
         </a:gradFill>
         <a:gradFill rotWithShape="1">
           <a:gsLst>
             <a:gs pos="0">
               <a:schemeClr val="phClr">
-                <a:satMod val="103000"/>
-                <a:lumMod val="102000"/>
-                <a:tint val="94000"/>
-              </a:schemeClr>
-            </a:gs>
-            <a:gs pos="50000">
-              <a:schemeClr val="phClr">
-                <a:satMod val="110000"/>
-                <a:lumMod val="100000"/>
+                <a:tint val="100000"/>
                 <a:shade val="100000"/>
+                <a:satMod val="130000"/>
               </a:schemeClr>
             </a:gs>
             <a:gs pos="100000">
               <a:schemeClr val="phClr">
-                <a:lumMod val="99000"/>
-                <a:satMod val="120000"/>
-                <a:shade val="78000"/>
+                <a:tint val="50000"/>
+                <a:shade val="100000"/>
+                <a:satMod val="350000"/>
               </a:schemeClr>
             </a:gs>
           </a:gsLst>
-          <a:lin ang="5400000" scaled="0"/>
+          <a:lin ang="16200000" scaled="0"/>
         </a:gradFill>
       </a:fillStyleLst>
       <a:lnStyleLst>
-        <a:ln w="6350" cap="flat" cmpd="sng" algn="ctr">
+        <a:ln w="9525" cap="flat" cmpd="sng" algn="ctr">
+          <a:solidFill>
+            <a:schemeClr val="phClr">
+              <a:shade val="95000"/>
+              <a:satMod val="105000"/>
+            </a:schemeClr>
+          </a:solidFill>
+          <a:prstDash val="solid"/>
+        </a:ln>
+        <a:ln w="25400" cap="flat" cmpd="sng" algn="ctr">
           <a:solidFill>
             <a:schemeClr val="phClr"/>
           </a:solidFill>
           <a:prstDash val="solid"/>
-          <a:miter lim="800000"/>
         </a:ln>
-        <a:ln w="12700" cap="flat" cmpd="sng" algn="ctr">
+        <a:ln w="38100" cap="flat" cmpd="sng" algn="ctr">
           <a:solidFill>
             <a:schemeClr val="phClr"/>
           </a:solidFill>
           <a:prstDash val="solid"/>
-          <a:miter lim="800000"/>
-        </a:ln>
-        <a:ln w="19050" cap="flat" cmpd="sng" algn="ctr">
-          <a:solidFill>
-            <a:schemeClr val="phClr"/>
-          </a:solidFill>
-          <a:prstDash val="solid"/>
-          <a:miter lim="800000"/>
         </a:ln>
       </a:lnStyleLst>
       <a:effectStyleLst>
         <a:effectStyle>
-          <a:effectLst/>
-        </a:effectStyle>
-        <a:effectStyle>
-          <a:effectLst/>
+          <a:effectLst>
+            <a:outerShdw blurRad="40000" dist="20000" dir="5400000" rotWithShape="0">
+              <a:srgbClr val="000000">
+                <a:alpha val="38000"/>
+              </a:srgbClr>
+            </a:outerShdw>
+          </a:effectLst>
         </a:effectStyle>
         <a:effectStyle>
           <a:effectLst>
-            <a:outerShdw blurRad="57150" dist="19050" dir="5400000" algn="ctr" rotWithShape="0">
+            <a:outerShdw blurRad="40000" dist="23000" dir="5400000" rotWithShape="0">
               <a:srgbClr val="000000">
-                <a:alpha val="63000"/>
+                <a:alpha val="35000"/>
               </a:srgbClr>
             </a:outerShdw>
           </a:effectLst>
+        </a:effectStyle>
+        <a:effectStyle>
+          <a:effectLst>
+            <a:outerShdw blurRad="40000" dist="23000" dir="5400000" rotWithShape="0">
+              <a:srgbClr val="000000">
+                <a:alpha val="35000"/>
+              </a:srgbClr>
+            </a:outerShdw>
+          </a:effectLst>
+          <a:scene3d>
+            <a:camera prst="orthographicFront">
+              <a:rot lat="0" lon="0" rev="0"/>
+            </a:camera>
+            <a:lightRig rig="threePt" dir="t">
+              <a:rot lat="0" lon="0" rev="1200000"/>
+            </a:lightRig>
+          </a:scene3d>
+          <a:sp3d>
+            <a:bevelT w="63500" h="25400"/>
+          </a:sp3d>
         </a:effectStyle>
       </a:effectStyleLst>
       <a:bgFillStyleLst>
         <a:solidFill>
           <a:schemeClr val="phClr"/>
         </a:solidFill>
-        <a:solidFill>
-          <a:schemeClr val="phClr">
-            <a:tint val="95000"/>
-            <a:satMod val="170000"/>
-          </a:schemeClr>
-        </a:solidFill>
         <a:gradFill rotWithShape="1">
           <a:gsLst>
             <a:gs pos="0">
               <a:schemeClr val="phClr">
-                <a:tint val="93000"/>
-                <a:satMod val="150000"/>
-                <a:shade val="98000"/>
-                <a:lumMod val="102000"/>
+                <a:tint val="40000"/>
+                <a:satMod val="350000"/>
               </a:schemeClr>
             </a:gs>
-            <a:gs pos="50000">
+            <a:gs pos="40000">
               <a:schemeClr val="phClr">
-                <a:tint val="98000"/>
-                <a:satMod val="130000"/>
-                <a:shade val="90000"/>
-                <a:lumMod val="103000"/>
+                <a:tint val="45000"/>
+                <a:shade val="99000"/>
+                <a:satMod val="350000"/>
               </a:schemeClr>
             </a:gs>
             <a:gs pos="100000">
               <a:schemeClr val="phClr">
-                <a:shade val="63000"/>
-                <a:satMod val="120000"/>
+                <a:shade val="20000"/>
+                <a:satMod val="255000"/>
               </a:schemeClr>
             </a:gs>
           </a:gsLst>
-          <a:lin ang="5400000" scaled="0"/>
+          <a:path path="circle">
+            <a:fillToRect l="50000" t="-80000" r="50000" b="180000"/>
+          </a:path>
+        </a:gradFill>
+        <a:gradFill rotWithShape="1">
+          <a:gsLst>
+            <a:gs pos="0">
+              <a:schemeClr val="phClr">
+                <a:tint val="80000"/>
+                <a:satMod val="300000"/>
+              </a:schemeClr>
+            </a:gs>
+            <a:gs pos="100000">
+              <a:schemeClr val="phClr">
+                <a:shade val="30000"/>
+                <a:satMod val="200000"/>
+              </a:schemeClr>
+            </a:gs>
+          </a:gsLst>
+          <a:path path="circle">
+            <a:fillToRect l="50000" t="50000" r="50000" b="50000"/>
+          </a:path>
         </a:gradFill>
       </a:bgFillStyleLst>
     </a:fmtScheme>
   </a:themeElements>
-  <a:objectDefaults/>
+  <a:objectDefaults>
+    <a:spDef>
+      <a:spPr/>
+      <a:bodyPr/>
+      <a:lstStyle/>
+      <a:style>
+        <a:lnRef idx="1">
+          <a:schemeClr val="accent1"/>
+        </a:lnRef>
+        <a:fillRef idx="3">
+          <a:schemeClr val="accent1"/>
+        </a:fillRef>
+        <a:effectRef idx="2">
+          <a:schemeClr val="accent1"/>
+        </a:effectRef>
+        <a:fontRef idx="minor">
+          <a:schemeClr val="lt1"/>
+        </a:fontRef>
+      </a:style>
+    </a:spDef>
+    <a:lnDef>
+      <a:spPr/>
+      <a:bodyPr/>
+      <a:lstStyle/>
+      <a:style>
+        <a:lnRef idx="2">
+          <a:schemeClr val="accent1"/>
+        </a:lnRef>
+        <a:fillRef idx="0">
+          <a:schemeClr val="accent1"/>
+        </a:fillRef>
+        <a:effectRef idx="1">
+          <a:schemeClr val="accent1"/>
+        </a:effectRef>
+        <a:fontRef idx="minor">
+          <a:schemeClr val="tx1"/>
+        </a:fontRef>
+      </a:style>
+    </a:lnDef>
+  </a:objectDefaults>
   <a:extraClrSchemeLst/>
-  <a:extLst>
-    <a:ext uri="{05A4C25C-085E-4340-85A3-A5531E510DB2}">
-      <thm15:themeFamily xmlns:thm15="http://schemas.microsoft.com/office/thememl/2012/main" name="Office Theme" id="{2E142A2C-CD16-42D6-873A-C26D2A0506FA}" vid="{1BDDFF52-6CD6-40A5-AB3C-68EB2F1E4D0A}"/>
-    </a:ext>
-  </a:extLst>
 </a:theme>
 </file>